--- a/coursework/Курсовая_работа_ЕГРН.docx
+++ b/coursework/Курсовая_работа_ЕГРН.docx
@@ -393,7 +393,7 @@
           <w:lang w:val="ru-RU" w:eastAsia="ru-RU"/>
         </w:rPr>
         <w:tab/>
-        <w:t>8</w:t>
+        <w:t>9</w:t>
       </w:r>
     </w:p>
     <w:p>
@@ -426,7 +426,7 @@
           <w:lang w:val="ru-RU" w:eastAsia="ru-RU"/>
         </w:rPr>
         <w:tab/>
-        <w:t>11</w:t>
+        <w:t>12</w:t>
       </w:r>
     </w:p>
     <w:p>
@@ -459,7 +459,7 @@
           <w:lang w:val="ru-RU" w:eastAsia="ru-RU"/>
         </w:rPr>
         <w:tab/>
-        <w:t>14</w:t>
+        <w:t>15</w:t>
       </w:r>
     </w:p>
     <w:p>
@@ -492,7 +492,7 @@
           <w:lang w:val="ru-RU" w:eastAsia="ru-RU"/>
         </w:rPr>
         <w:tab/>
-        <w:t>14</w:t>
+        <w:t>15</w:t>
       </w:r>
     </w:p>
     <w:p>
@@ -525,7 +525,7 @@
           <w:lang w:val="ru-RU" w:eastAsia="ru-RU"/>
         </w:rPr>
         <w:tab/>
-        <w:t>17</w:t>
+        <w:t>18</w:t>
       </w:r>
     </w:p>
     <w:p>
@@ -558,7 +558,7 @@
           <w:lang w:val="ru-RU" w:eastAsia="ru-RU"/>
         </w:rPr>
         <w:tab/>
-        <w:t>19</w:t>
+        <w:t>20</w:t>
       </w:r>
     </w:p>
     <w:p>
@@ -591,7 +591,7 @@
           <w:lang w:val="ru-RU" w:eastAsia="ru-RU"/>
         </w:rPr>
         <w:tab/>
-        <w:t>25</w:t>
+        <w:t>26</w:t>
       </w:r>
     </w:p>
     <w:p>
@@ -624,7 +624,7 @@
           <w:lang w:val="ru-RU" w:eastAsia="ru-RU"/>
         </w:rPr>
         <w:tab/>
-        <w:t>25</w:t>
+        <w:t>26</w:t>
       </w:r>
     </w:p>
     <w:p>
@@ -657,7 +657,7 @@
           <w:lang w:val="ru-RU" w:eastAsia="ru-RU"/>
         </w:rPr>
         <w:tab/>
-        <w:t>27</w:t>
+        <w:t>28</w:t>
       </w:r>
     </w:p>
     <w:p>
@@ -690,7 +690,7 @@
           <w:lang w:val="ru-RU" w:eastAsia="ru-RU"/>
         </w:rPr>
         <w:tab/>
-        <w:t>30</w:t>
+        <w:t>31</w:t>
       </w:r>
     </w:p>
     <w:p>
@@ -789,7 +789,7 @@
           <w:lang w:val="ru-RU" w:eastAsia="ru-RU"/>
         </w:rPr>
         <w:tab/>
-        <w:t>40</w:t>
+        <w:t>41</w:t>
       </w:r>
     </w:p>
     <w:p>
@@ -822,7 +822,7 @@
           <w:lang w:val="ru-RU" w:eastAsia="ru-RU"/>
         </w:rPr>
         <w:tab/>
-        <w:t>41</w:t>
+        <w:t>43</w:t>
       </w:r>
     </w:p>
     <w:p>
@@ -1033,7 +1033,7 @@
           <w:sz w:val="28"/>
           <w:lang w:val="ru-RU" w:eastAsia="ru-RU"/>
         </w:rPr>
-        <w:t>Рынок недвижимости устроен так, что предмет сделки остаётся на месте, а права на него существуют в том объёме, в каком их подтвердил публичный учёт. Неверная запись о собственнике, границе или обременении способна остановить продажу, сорвать выдачу кредита или перевести спор в суд. Поэтому сведения об объекте и о правах на него являются условием оборота, а не справочным приложением к нему. Главным юридически значимым источником таких сведений в Российской Федерации выступает Единый государственный реестр недвижимости (далее – ЕГРН). Порядок его ведения установлен Федеральным законом от 13.07.2015 № 218-ФЗ «О государственной регистрации недвижимости» [1].</w:t>
+        <w:t>Рынок недвижимости характеризуется тем, что объект сделки нельзя переместить, а права на него подтверждаются данными публичного учёта. Недостоверная запись о правообладателе, границе или обременении может остановить сделку, затруднить выдачу кредита или привести к судебному спору. Поэтому сведения об объекте и о правах на него являются условием оборота. Основным юридически значимым источником таких сведений в Российской Федерации является Единый государственный реестр недвижимости (далее – ЕГРН). Порядок его ведения установлен Федеральным законом от 13.07.2015 № 218-ФЗ «О государственной регистрации недвижимости» [1].</w:t>
       </w:r>
     </w:p>
     <w:p>
@@ -1052,7 +1052,7 @@
           <w:sz w:val="28"/>
           <w:lang w:val="ru-RU" w:eastAsia="ru-RU"/>
         </w:rPr>
-        <w:t>Актуальность темы связана с изменением роли реестра. Он всё меньше похож на архив учётных дел и всё больше работает как цифровая инфраструктура сделок. Управление Росреестра по Москве в первом полугодии 2025 года приняло 788 817 электронных заявлений на регистрацию прав и кадастровый учёт. Это на 1 % больше, чем за январь – июнь 2024 года (781 597 заявлений), и на 20,6 % больше, чем за первое полугодие 2023 года (653 938) [2]. Одновременно сведения реестра читают не только регистраторы: от полноты записи зависят решение банка о залоге, расчёт налога и вывод оценщика [3]. При этом перевод услуг в электронный вид не закрыл спор о том, насколько запись реестра действительно защищает лицо, которое на неё положилось [4].</w:t>
+        <w:t>Актуальность исследования обусловлена несколькими обстоятельствами. Во-первых, реестр стремительно превращается из учётной базы в цифровую платформу: только в Москве за июнь 2026 года Управлением Росреестра по Москве принято 140 119 заявлений в электронном виде на регистрацию прав и постановку на кадастровый учёт объектов недвижимости. Рост показателя за месяц составил 15 % (121 991 заявление в мае 2026 года). В годовом выражении также отмечается положительная динамика на 10 % (126 992 заявления в июне 2025 года). Всего в I полугодии 2026 года принято 798 073 электронных заявления, что на 1 % превышает аналогичный период 2025 года (788 817) и на 2 % – шесть месяцев 2024 года (781 597) [2]. Во-вторых, сведения ЕГРН используются при кредитовании, налогообложении, оценке и градостроительном планировании, поэтому от их полноты зависят решения разных участников рынка [3]. В-третьих, при переходе к электронным услугам сохраняются вопросы достоверности и полноты данных, а также дискуссия о том, в какой мере действует принцип публичной достоверности реестра [4].</w:t>
       </w:r>
     </w:p>
     <w:p>
@@ -1128,7 +1128,7 @@
           <w:sz w:val="28"/>
           <w:lang w:val="ru-RU" w:eastAsia="ru-RU"/>
         </w:rPr>
-        <w:t>В работе применены формально-юридический метод, системный подход, сравнение и статистический анализ. Динамика электронных заявлений оценена цепными темпами прироста и среднегодовым темпом. Нормативную базу составили Конституция Российской Федерации, Гражданский кодекс Российской Федерации, федеральные законы № 218-ФЗ, № 237-ФЗ и № 135-ФЗ, постановление Правительства Российской Федерации от 07.06.2022 № 1040. Фактическую базу образовали сообщения Росреестра и ППК «Роскадастр» за 2022–2025 годы и научные публикации 2021–2023 годов. Расчёт показателей вынесен в приложение А.</w:t>
+        <w:t>В работе использованы формально-юридический метод, системный подход, сравнение и статистический анализ. Динамика электронных заявлений оценена цепными темпами прироста и среднегодовым темпом. Нормативную основу составили Конституция Российской Федерации, Гражданский кодекс Российской Федерации, федеральные законы № 218-ФЗ, № 237-ФЗ, № 221-ФЗ, № 135-ФЗ и № 28-ФЗ, постановление Правительства Российской Федерации от 07.06.2022 № 1040. Фактическую основу составили учебное пособие по основам кадастра недвижимости, сообщения Росреестра и ППК «Роскадастр» за 2022–2026 годы и научные публикации 2021–2023 годов. Расчёт показателей приведён в приложении А.</w:t>
       </w:r>
     </w:p>
     <w:p>
@@ -1205,7 +1205,7 @@
           <w:sz w:val="28"/>
           <w:lang w:val="ru-RU" w:eastAsia="ru-RU"/>
         </w:rPr>
-        <w:t>Недвижимость отличается от иных объектов оборота сочетанием трёх свойств. Объект нельзя переместить, каждый участок или помещение уникален, а на один и тот же объект одновременно могут опираться собственность, аренда, ипотека, сервитут и арест. Из-за этого покупатель и продавец изначально находятся в неравном положении: продавец знает историю владения, покупатель видит только то, что ему показали. Чем дороже объект, тем дороже обходится эта неполнота сведений. Речь идёт не о возврате партии товара, а о праве, которое подтверждается публичной записью. Исследователи цифровизации рынка прямо связывают его развитие с качеством информационной базы [5, с. 50].</w:t>
+        <w:t>Объекты недвижимости отличаются от иных предметов оборота тремя признаками: их нельзя переместить, каждый объект уникален, а на один и тот же участок или помещение могут одновременно существовать право собственности, аренда, ипотека, сервитут и арест. Поэтому стороны сделки изначально располагают разным объёмом информации. Продавец знает историю владения, а покупатель видит только представленные ему сведения. Ошибка в таких сведениях касается не замены товара, а права, которое подтверждается публичной записью. Исследователи цифровизации рынка связывают его развитие с качеством информационной базы [5, с. 50].</w:t>
       </w:r>
     </w:p>
     <w:p>
@@ -1224,7 +1224,7 @@
           <w:sz w:val="28"/>
           <w:lang w:val="ru-RU" w:eastAsia="ru-RU"/>
         </w:rPr>
-        <w:t>До 1 января 2017 года эта база в России была разрезана на две части. Государственный кадастр недвижимости хранил технические и пространственные характеристики: границы, площадь, назначение, кадастровую стоимость. Единый государственный реестр прав на недвижимое имущество и сделок с ним фиксировал права, ограничения и обременения. Его правовая основа была заложена Федеральным законом от 21.07.1997 № 122-ФЗ [6]. Кадастровый учёт и регистрация прав шли как самостоятельные процедуры и нередко по разным заявлениям. Сведения об одном объекте расходились, а участник рынка повторял обращение. Для рынка, где цена сделки зависит от совпадения площади, границ и правообладателя, такое расхождение было не технической помехой, а источником спора.</w:t>
+        <w:t>В учебной литературе формирование ЕГРН условно разделяют на три этапа: 1551–1990 гг., 1990–2000 гг. и 2000–2015 гг. Для настоящей работы основное значение имеет третий этап, поскольку именно тогда сложился прообраз действующего реестра [6, с. 4]. На этом этапе был принят Федеральный закон от 02.01.2000 № 28-ФЗ «О государственном земельном кадастре». Он предусмотрел государственный кадастровый учёт земельных участков, но не распространил его на иные объекты недвижимости [7]. В 2007 году принят Федеральный закон № 221-ФЗ «О государственном кадастре недвижимости». По этому закону в государственный кадастр недвижимости вносились сведения не только об объектах недвижимости, но и о границах между субъектами Российской Федерации, границах муниципальных образований и населённых пунктов, о территориальных зонах и зонах с особыми условиями использования территории [8]. С 2008 года ведение кадастра недвижимости, регистрация прав и связанные с ними функции перешли к Росреестру, который объединил Роснедвижимость, Роскартографию и Росрегистрацию [6, с. 5].</w:t>
       </w:r>
     </w:p>
     <w:p>
@@ -1243,7 +1243,26 @@
           <w:sz w:val="28"/>
           <w:lang w:val="ru-RU" w:eastAsia="ru-RU"/>
         </w:rPr>
-        <w:t>Объединение двух ресурсов стало ответом на эту помеху. Федеральный закон № 218-ФЗ вступил в силу 1 января 2017 года, заменил закон № 122-ФЗ и создал ЕГРН как свод достоверных систематизированных сведений об учтённом недвижимом имуществе, о зарегистрированных правах на такое имущество, об основаниях их возникновения, о правообладателях и об иных сведениях [1]. Смысл реформы шире смены вывески. Участник рынка получил одну точку доступа, а государство – единые правила проверки и обновления данных. Без этого единства реестр оставался бы двумя архивами, которые всё равно пришлось бы сверять вручную.</w:t>
+        <w:t>Правовые сведения при этом продолжали вестись отдельно. Единый государственный реестр прав на недвижимое имущество и сделок с ним был создан на основании Федерального закона от 21.07.1997 № 122-ФЗ и содержал сведения о правах, ограничениях и обременениях [9]. Кадастровый учёт и регистрация прав осуществлялись как самостоятельные процедуры и нередко по разным заявлениям. Сведения об одном объекте могли не совпадать, а участнику рынка приходилось обращаться повторно. Для сделки, результат которой зависит от совпадения площади, границ и сведений о правообладателе, такое расхождение создавало риск спора.</w:t>
+      </w:r>
+    </w:p>
+    <w:p>
+      <w:pPr>
+        <w:widowControl/>
+        <w:spacing w:line="360" w:lineRule="auto" w:before="0" w:after="0"/>
+        <w:ind w:firstLine="709"/>
+        <w:jc w:val="both"/>
+      </w:pPr>
+      <w:r>
+        <w:rPr>
+          <w:rFonts w:ascii="Times New Roman" w:hAnsi="Times New Roman" w:eastAsia="Times New Roman"/>
+          <w:b w:val="0"/>
+          <w:i w:val="0"/>
+          <w:color w:val="000000"/>
+          <w:sz w:val="28"/>
+          <w:lang w:val="ru-RU" w:eastAsia="ru-RU"/>
+        </w:rPr>
+        <w:t>3 июля 2016 года Федеральный закон № 221-ФЗ изменил наименование и стал называться «О кадастровой деятельности». После этого он сохранил значение основного акта для кадастровых инженеров, а правила учёта и регистрации прав перешли к Федеральному закону № 218-ФЗ, вступившему в силу 1 января 2017 года [8], [1]. ЕГРН объединил государственный кадастр недвижимости и реестр прав. В законе реестр определён как свод достоверных систематизированных сведений об учтённом недвижимом имуществе, о зарегистрированных правах на него, об основаниях их возникновения, о правообладателях и об иных предусмотренных сведениях [1]. Тем самым участник рынка получил единую точку доступа к техническим и правовым сведениям, а государство – общие правила их проверки и обновления. С 2017 года ЕГРН является основным источником информации по учтённым объектам недвижимости [6, с. 5].</w:t>
       </w:r>
     </w:p>
     <w:p>
@@ -1906,7 +1925,7 @@
           <w:sz w:val="24"/>
           <w:lang w:val="ru-RU" w:eastAsia="ru-RU"/>
         </w:rPr>
-        <w:t>Примечание – Составлено автором по: [1], [6].</w:t>
+        <w:t>Примечание – Составлено автором по: [1], [9], [7], [8], [6, с. 4].</w:t>
       </w:r>
     </w:p>
     <w:p>
@@ -1944,7 +1963,7 @@
           <w:sz w:val="28"/>
           <w:lang w:val="ru-RU" w:eastAsia="ru-RU"/>
         </w:rPr>
-        <w:t>У ЕГРН два связанных качества, и их нельзя разнимать. С одной стороны, это информационный ресурс: он накапливает и упорядочивает данные. С другой стороны, это способ государственного удостоверения прав. Закон называет государственную регистрацию прав юридическим актом признания и подтверждения возникновения, изменения, перехода, прекращения права или обременения и единственным доказательством существования зарегистрированного права [1]. Запись поэтому не просто сообщает сведения. Она порождает правовые последствия, и участники рынка вынуждены опираться на неё, а не на карточку объявления, справку продавца или внутренний отчёт застройщика. Состояние самого рынка в условиях цифровой экономики исследователи описывают как зависимость решений от скорости и полноты таких данных [7, с. 74].</w:t>
+        <w:t>У ЕГРН два взаимосвязанных свойства. С одной стороны, это информационный ресурс, в котором накапливаются и систематизируются данные. С другой – это способ государственного подтверждения прав. Закон называет государственную регистрацию прав юридическим актом признания и подтверждения возникновения, изменения, перехода или прекращения права либо обременения и единственным доказательством существования зарегистрированного права [1]. Запись не только сообщает сведения, но и влечёт правовые последствия. Поэтому участники рынка опираются на неё, а не на объявление, справку продавца или внутренний отчёт застройщика. В условиях цифровой экономики решения на рынке зависят от скорости получения и полноты таких данных [10, с. 74]. По учебному пособию, сведения реестра используются при налогообложении и расчёте арендной платы на основе кадастровой стоимости, при разрешении земельных споров и восстановлении границ, а также при определении правового режима участка по категории земель и виду разрешённого использования [6, с. 5].</w:t>
       </w:r>
     </w:p>
     <w:p>
@@ -1963,7 +1982,7 @@
           <w:sz w:val="28"/>
           <w:lang w:val="ru-RU" w:eastAsia="ru-RU"/>
         </w:rPr>
-        <w:t>Отсюда следует рабочее понимание, которого дальше придерживается работа. ЕГРН – это публичная информационная система, которая одновременно описывает объект, подтверждает право и поставляет сведения для экономических решений. Формирование реестра было нужно рынку не как ещё один отчёт государства перед самим собой, а как способ снизить неопределённость сделки. Дальнейшие параграфы показывают, на каких нормах держится эта система и какие функции она выполняет для разных участников.</w:t>
+        <w:t>Таким образом, в настоящей работе ЕГРН рассматривается как публичная информационная система, которая описывает объект, подтверждает право и обеспечивает участников рынка сведениями для экономических решений. Реестр понадобился для снижения неопределённости сделки. Далее рассматриваются правовые основы этой системы и её функции.</w:t>
       </w:r>
     </w:p>
     <w:p>
@@ -2001,7 +2020,7 @@
           <w:sz w:val="28"/>
           <w:lang w:val="ru-RU" w:eastAsia="ru-RU"/>
         </w:rPr>
-        <w:t>Правовое регулирование ЕГРН выстроено в несколько уровней, и каждый уровень отвечает на свой вопрос. Конституция Российской Федерации гарантирует право собственности и его защиту [8]. Гражданский кодекс Российской Федерации устанавливает, что право собственности и другие вещные права на недвижимые вещи, ограничения этих прав, их возникновение, переход и прекращение подлежат государственной регистрации и ведутся в едином государственном реестре [9]. Статья 8.1 кодекса задаёт общие правила регистрации прав на имущество: она связывает запись в реестре с моментом возникновения права в случаях, предусмотренных законом, и защищает лицо, которое добросовестно положилось на данные реестра.</w:t>
+        <w:t>Правовое регулирование ЕГРН имеет несколько уровней. Конституция Российской Федерации гарантирует право собственности и его защиту [11]. Гражданский кодекс Российской Федерации устанавливает, что право собственности и другие вещные права на недвижимые вещи, ограничения этих прав, их возникновение, переход и прекращение подлежат государственной регистрации и ведутся в едином государственном реестре [12]. Статья 8.1 кодекса задаёт общие правила регистрации прав на имущество: она связывает запись в реестре с моментом возникновения права в случаях, предусмотренных законом, и защищает лицо, которое добросовестно положилось на данные реестра.</w:t>
       </w:r>
     </w:p>
     <w:p>
@@ -2020,7 +2039,7 @@
           <w:sz w:val="28"/>
           <w:lang w:val="ru-RU" w:eastAsia="ru-RU"/>
         </w:rPr>
-        <w:t>Специальный закон детализирует эти правила. Федеральный закон № 218-ФЗ определяет состав сведений, основания и сроки кадастрового учёта и регистрации прав, случаи приостановления и отказа, порядок исправления ошибок, правила предоставления сведений и информационного взаимодействия [1]. Для заявителя, кадастрового инженера, нотариуса, банка и органа власти это единый набор обязанностей и сроков. Комментаторская литература подчёркивает, что учёт и регистрация после 2017 года образуют связанную процедуру, а не два независимых производства [10].</w:t>
+        <w:t>Специальный закон детализирует эти правила. Федеральный закон № 218-ФЗ определяет состав сведений, основания и сроки кадастрового учёта и регистрации прав, случаи приостановления и отказа, порядок исправления ошибок, правила предоставления сведений и информационного взаимодействия [1]. Для заявителя, кадастрового инженера, нотариуса, банка и органа власти это единый набор обязанностей и сроков. Комментаторская литература подчёркивает, что учёт и регистрация после 2017 года образуют связанную процедуру, а не два независимых производства [13].</w:t>
       </w:r>
     </w:p>
     <w:p>
@@ -2039,7 +2058,7 @@
           <w:sz w:val="28"/>
           <w:lang w:val="ru-RU" w:eastAsia="ru-RU"/>
         </w:rPr>
-        <w:t>Отдельный контур связан с кадастровой стоимостью, которая вносится в реестр и затем читается налоговой системой. Её определение и установление в размере рыночной стоимости регулируются Федеральным законом от 03.07.2016 № 237-ФЗ «О государственной кадастровой оценке» [11]. Закон об оценочной деятельности сохраняет значение для оценочной профессии и для тех результатов, которые были получены по прежним правилам [12]. Практический смысл этого контура велик: налоговая база по земельному налогу и налогу на имущество физических лиц определяется исходя из кадастровой стоимости [13]. Пока стоимость в реестре расходится с рыночной, налогоплательщик ищет способ её пересмотра [14]. Частая смена порядка пересмотра сама становится проблемой информирования, к ней работа вернётся в третьей главе.</w:t>
+        <w:t>Отдельный блок норм связан с кадастровой стоимостью, которая вносится в реестр и используется при исчислении налогов. Её определение и установление в размере рыночной стоимости регулируются Федеральным законом от 03.07.2016 № 237-ФЗ «О государственной кадастровой оценке» [14]. Закон об оценочной деятельности сохраняет значение для результатов, полученных по прежним правилам [15]. Практическое значение этих норм состоит в том, что налоговая база по земельному налогу и налогу на имущество физических лиц определяется исходя из кадастровой стоимости [16]. Если стоимость в реестре отличается от рыночной, налогоплательщик обращается за её пересмотром [17]. Неустойчивость порядка пересмотра затрудняет использование сведений реестра. Этот вопрос рассмотрен в третьей главе.</w:t>
       </w:r>
     </w:p>
     <w:p>
@@ -2058,7 +2077,7 @@
           <w:sz w:val="28"/>
           <w:lang w:val="ru-RU" w:eastAsia="ru-RU"/>
         </w:rPr>
-        <w:t>Пространственная оболочка реестра задана постановлением Правительства Российской Федерации от 07.06.2022 № 1040. Этим актом утверждено положение о федеральной государственной географической информационной системе «Единая цифровая платформа „Национальная система пространственных данных“» [15]. Платформа нужна не вместо ЕГРН, а как среда, в которой сведения реестра встречаются с иными пространственными данными. Путать эти две системы нельзя: юридическую силу зарегистрированного права создаёт запись ЕГРН, а платформа меняет способ поиска, показа и сопоставления сведений.</w:t>
+        <w:t>Пространственная оболочка реестра задана постановлением Правительства Российской Федерации от 07.06.2022 № 1040. Этим актом утверждено положение о федеральной государственной географической информационной системе «Единая цифровая платформа „Национальная система пространственных данных“» [18]. Платформа не заменяет ЕГРН, а соединяет его сведения с иными пространственными данными. Эти системы следует различать: юридическую силу зарегистрированного права создаёт запись ЕГРН, а платформа изменяет способ поиска, отображения и сопоставления сведений.</w:t>
       </w:r>
     </w:p>
     <w:p>
@@ -2077,7 +2096,7 @@
           <w:sz w:val="28"/>
           <w:lang w:val="ru-RU" w:eastAsia="ru-RU"/>
         </w:rPr>
-        <w:t>Ведение реестра организационно разделено. Политику и нормативное регулирование осуществляет Федеральная служба государственной регистрации, кадастра и картографии. Учётную и технологическую работу выполняет публично-правовая компания «Роскадастр», правовой статус которой установлен Федеральным законом от 30.12.2021 № 448-ФЗ [16]. Компания приступила к работе в 2023 году на базе прежней кадастровой палаты. Такое разделение типично для крупных государственных информационных систем: регулятор задаёт правила, оператор исполняет учётные действия и выдаёт сведения. Для исследования это важно, потому что практическая глава оценивает не абстрактный рынок, а деятельность именно этих организаций.</w:t>
+        <w:t>Ведение реестра организационно разделено. Политику и нормативное регулирование осуществляет Федеральная служба государственной регистрации, кадастра и картографии. Учётную и технологическую работу выполняет публично-правовая компания «Роскадастр», правовой статус которой установлен Федеральным законом от 30.12.2021 № 448-ФЗ [19]. Компания приступила к работе в 2023 году на базе прежней кадастровой палаты. Такое разделение типично для крупных государственных информационных систем: регулятор задаёт правила, оператор исполняет учётные действия и выдаёт сведения. Для исследования это важно, потому что практическая глава оценивает не абстрактный рынок, а деятельность именно этих организаций.</w:t>
       </w:r>
     </w:p>
     <w:p>
@@ -2096,7 +2115,7 @@
           <w:sz w:val="28"/>
           <w:lang w:val="ru-RU" w:eastAsia="ru-RU"/>
         </w:rPr>
-        <w:t>Центральное и одновременно самое спорное место режима – принцип публичной достоверности. По общему правилу сведения реестра считаются достоверными, пока не доказано иное, а лицо, которое на них положилось, защищается [9]. Судебная практика последовательно возвращается к вопросу, можно ли опровергнуть запись и какие последствия это имеет для добросовестного приобретателя [17]. А. Д. Рудоквас обращает внимание на другой срез той же проблемы: публичная достоверность объявлена в кодексе, но на практике её смешивают с защитой добросовестного приобретателя, выстроенной в логике оборота движимых вещей [4]. С этой оценкой следует согласиться в главном. Пока приобретатель, проверивший выписку, не защищён от последующего аннулирования записи соразмерно тому риску, который он принял, информационная ценность реестра остаётся неполной. Рынок доверяет записи ровно в той мере, в какой закон защищает полагание на неё. Это не довод против реестра. Это довод в пользу того, чтобы гарантию полагания довести до ясности, а не подменять её общим разговором о добросовестности.</w:t>
+        <w:t>Центральным и одновременно спорным элементом правового режима является принцип публичной достоверности. По общему правилу сведения реестра считаются достоверными, пока не доказано иное, а лицо, которое на них положилось, защищается законом [12]. Судебная практика регулярно обращается к вопросу о том, можно ли опровергнуть запись и какие последствия это имеет для добросовестного приобретателя [20]. А. Д. Рудоквас отмечает, что публичная достоверность закреплена в кодексе, однако на практике её смешивают с защитой добросовестного приобретателя, сформированной для оборота движимых вещей [4]. С этой оценкой следует согласиться. Если приобретатель, проверивший выписку, не получает ясной защиты при последующем аннулировании записи, информационное значение реестра снижается. Участники рынка доверяют записи в той мере, в какой закон защищает лицо, на неё полагавшееся. Следовательно, требуется уточнить эту гарантию, а не ограничиваться общей ссылкой на добросовестность.</w:t>
       </w:r>
     </w:p>
     <w:p>
@@ -2115,7 +2134,7 @@
           <w:sz w:val="28"/>
           <w:lang w:val="ru-RU" w:eastAsia="ru-RU"/>
         </w:rPr>
-        <w:t>Нормативная база не стоит на месте ещё и потому, что в реестр продолжают вовлекать ранее возникшие права. «Дачная», «гаражная» и «лесная» амнистии расширяют круг объектов, сведения о которых можно внести в упрощённом порядке. Правовой режим «лесной амнистии» для дачных участков разобран Е. И. Ефимовой [18], практика «гаражной амнистии» – П. В. Молчановым [19]. Для информационного обеспечения рынка эти законы имеют двойной результат. Они повышают полноту реестра и одновременно требуют гарантий для третьих лиц: упрощённая запись не должна создавать видимость чистоты там, где границы или права соседей не проверены.</w:t>
+        <w:t>Нормативная база не стоит на месте ещё и потому, что в реестр продолжают вовлекать ранее возникшие права. «Дачная», «гаражная» и «лесная» амнистии расширяют круг объектов, сведения о которых можно внести в упрощённом порядке. Правовой режим «лесной амнистии» для дачных участков разобран Е. И. Ефимовой [21], практика «гаражной амнистии» – П. В. Молчановым [22]. Для информационного обеспечения рынка эти законы имеют двойной результат. Они повышают полноту реестра и одновременно требуют гарантий для третьих лиц: упрощённая запись не должна создавать видимость чистоты там, где границы или права соседей не проверены.</w:t>
       </w:r>
     </w:p>
     <w:p>
@@ -2191,7 +2210,7 @@
           <w:sz w:val="28"/>
           <w:lang w:val="ru-RU" w:eastAsia="ru-RU"/>
         </w:rPr>
-        <w:t>Роль реестра удобно описать через функции, которые он выполняет для оборота.</w:t>
+        <w:t>Роль реестра целесообразно раскрыть через функции, которые он выполняет в обороте недвижимости.</w:t>
       </w:r>
     </w:p>
     <w:p>
@@ -2210,7 +2229,7 @@
           <w:sz w:val="28"/>
           <w:lang w:val="ru-RU" w:eastAsia="ru-RU"/>
         </w:rPr>
-        <w:t>Правоудостоверяющая функция состоит в том, что возникновение, переход и прекращение права фиксируются записью. Это снижает риск последующего спора о том, кому объект принадлежал на дату сделки. Информационно-справочная функция даёт доступ к сведениям об объекте и о правах. Фискальная функция связывает кадастровую стоимость с налоговой базой [13]. Аналитическая функция поставляет данные для мониторинга рынка, градостроительных и инвестиционных решений. Охранительная функция должна защищать того, кто положился на реестр. Последняя функция, как показано в параграфе 1.2, реализована слабее остальных, и это ограничивает доверие к первым четырём.</w:t>
+        <w:t>Правоудостоверяющая функция состоит в том, что возникновение, переход и прекращение права фиксируются записью. Это снижает риск последующего спора о том, кому объект принадлежал на дату сделки. Информационно-справочная функция даёт доступ к сведениям об объекте и о правах. Фискальная функция связывает кадастровую стоимость с налоговой базой [16]. Аналитическая функция поставляет данные для мониторинга рынка, градостроительных и инвестиционных решений. Охранительная функция должна защищать того, кто положился на реестр. Последняя функция, как показано в параграфе 1.2, реализована слабее остальных, и это ограничивает доверие к первым четырём.</w:t>
       </w:r>
     </w:p>
     <w:p>
@@ -2229,7 +2248,7 @@
           <w:sz w:val="28"/>
           <w:lang w:val="ru-RU" w:eastAsia="ru-RU"/>
         </w:rPr>
-        <w:t>Фискальная связь заслуживает отдельного пояснения. Налоговые органы получают от Росреестра сведения о сделках, что позволяет контролировать налог на доходы физических лиц при продаже имущества [20]. Реестр оказывается узлом между оборотом и бюджетной системой. Ошибка в кадастровой стоимости или в сведениях о правообладателе поэтому бьёт не только по сторонам договора, но и по налоговому администрированию.</w:t>
+        <w:t>Фискальная связь заслуживает отдельного пояснения. Налоговые органы получают от Росреестра сведения о сделках, что позволяет контролировать налог на доходы физических лиц при продаже имущества [23]. Реестр связывает оборот недвижимости и бюджетную систему. Ошибка в кадастровой стоимости или в сведениях о правообладателе затрагивает не только стороны договора, но и налоговое администрирование.</w:t>
       </w:r>
     </w:p>
     <w:p>
@@ -2990,7 +3009,7 @@
           <w:sz w:val="24"/>
           <w:lang w:val="ru-RU" w:eastAsia="ru-RU"/>
         </w:rPr>
-        <w:t>Примечание – Составлено автором по: [1], [3], [20], [13].</w:t>
+        <w:t>Примечание – Составлено автором по: [1], [3], [23], [16].</w:t>
       </w:r>
     </w:p>
     <w:p>
@@ -3009,26 +3028,7 @@
           <w:sz w:val="28"/>
           <w:lang w:val="ru-RU" w:eastAsia="ru-RU"/>
         </w:rPr>
-        <w:t>Таблица 2 позволяет увидеть, что потребность в реестре возникает на всём жизненном цикле объекта, а не только в момент купли-продажи. Особенно наглядна предварительная проверка земельного участка. Юристы описывают случаи, когда запрет капитального строительства обнаруживается уже после возведения построек, хотя ограничение можно было установить по сведениям о зонах и виде разрешённого использования заранее [21]. Такие примеры переводят разговор о реестре из области общих деклараций в область конкретных потерь: стоимость сноса, невозможность ввода объекта, спор с соседом.</w:t>
-      </w:r>
-    </w:p>
-    <w:p>
-      <w:pPr>
-        <w:widowControl/>
-        <w:spacing w:line="360" w:lineRule="auto" w:before="0" w:after="0"/>
-        <w:ind w:firstLine="709"/>
-        <w:jc w:val="both"/>
-      </w:pPr>
-      <w:r>
-        <w:rPr>
-          <w:rFonts w:ascii="Times New Roman" w:hAnsi="Times New Roman" w:eastAsia="Times New Roman"/>
-          <w:b w:val="0"/>
-          <w:i w:val="0"/>
-          <w:color w:val="000000"/>
-          <w:sz w:val="28"/>
-          <w:lang w:val="ru-RU" w:eastAsia="ru-RU"/>
-        </w:rPr>
-        <w:t>С позиции издержек сделки реестр сокращает затраты на поиск правообладателя и на измерение характеристик объекта. Покупатель не выстраивает историю владения по частным справкам, а сверяет её с записью. Это не отменяет осмотр и юридическую экспертизу договора. Это задаёт им опорную точку, которую стороны признают заранее. Если запись неполна или её юридическая сила спорна, издержки возвращаются: появляются дополнительная экспертиза, приостановка регистрации, суд.</w:t>
+        <w:t>Таблица 2 позволяет увидеть, что потребность в реестре возникает на всём жизненном цикле объекта, а не только в момент купли-продажи. Особенно наглядна предварительная проверка земельного участка. Юристы описывают случаи, когда запрет капитального строительства обнаруживается уже после возведения построек, хотя ограничение можно было установить по сведениям о зонах и виде разрешённого использования заранее [24]. Такие примеры переводят разговор о реестре из области общих деклараций в область конкретных потерь: стоимость сноса, невозможность ввода объекта, спор с соседом.</w:t>
       </w:r>
     </w:p>
     <w:p>
@@ -3203,7 +3203,7 @@
           <w:sz w:val="28"/>
           <w:lang w:val="ru-RU" w:eastAsia="ru-RU"/>
         </w:rPr>
-        <w:t>Рисунок 1 нужен не как украшение, а как карта вопросов, на которые отвечает реестр. Реестр объектов недвижимости отвечает на вопрос, что это за объект: кадастровый номер, вид, адрес или описание местоположения, площадь, назначение, вид разрешённого использования, кадастровая стоимость. Реестр прав отвечает на вопрос, кому объект принадлежит и чем обременён: правообладатель, вид и основание права, ипотека, аренда, сервитут, арест. Реестр границ фиксирует границы населённых пунктов, территориальных зон, зон с особыми условиями использования территории. Реестровые дела хранят документы-основания. Кадастровые карты дают пространственное изображение. Книги учёта документов фиксируют входящий поток. Содержание частей сведено в таблице 3.</w:t>
+        <w:t>Рисунок 1 показывает, на какие вопросы отвечает каждая часть реестра. Реестр объектов недвижимости отвечает на вопрос, что это за объект: кадастровый номер, вид, адрес или описание местоположения, площадь, назначение, вид разрешённого использования, кадастровая стоимость. Реестр прав отвечает на вопрос, кому объект принадлежит и чем обременён: правообладатель, вид и основание права, ипотека, аренда, сервитут, арест. Реестр границ фиксирует границы населённых пунктов, территориальных зон, зон с особыми условиями использования территории. Реестровые дела хранят документы-основания. Кадастровые карты дают пространственное изображение. Книги учёта документов фиксируют входящий поток. Содержание частей сведено в таблице 3.</w:t>
       </w:r>
     </w:p>
     <w:p>
@@ -3964,7 +3964,7 @@
           <w:sz w:val="28"/>
           <w:lang w:val="ru-RU" w:eastAsia="ru-RU"/>
         </w:rPr>
-        <w:t>Для сделки обычно недостаточно одной части реестра. Покупателю нужны и площадь, и собственник, а застройщику ещё и зоны из реестра границ: ограничение использования может сделать проект нереализуемым при формально чистой выписке о праве. Ценность ЕГРН определяется тем, запрошен ли вид сведений, который соответствует риску.</w:t>
+        <w:t>Публичная кадастровая карта перенесена на платформу НСПД с сохранением обязательных слоёв: со страницы карты можно перейти к сервисам или запросить выписку [25]. Карта удобна для предварительной проверки, но сделку и суд опирают на выписку из реестра, а не на открытый слой.</w:t>
       </w:r>
     </w:p>
     <w:p>
@@ -3983,7 +3983,7 @@
           <w:sz w:val="28"/>
           <w:lang w:val="ru-RU" w:eastAsia="ru-RU"/>
         </w:rPr>
-        <w:t>Публичная кадастровая карта перенесена на платформу НСПД с сохранением обязательных слоёв: со страницы карты можно перейти к сервисам или запросить выписку [22]. Карта удобна для предварительной проверки, но сделку и суд опирают на выписку из реестра, а не на открытый слой.</w:t>
+        <w:t>Сведения вносятся в ЕГРН из нескольких источников. Кадастровый инженер готовит межевой или технический план. Правоустанавливающие документы – договоры, судебные акты, свидетельства о праве на наследство – подтверждают основание права. Органы власти сообщают об изменении категории земель, о зонировании и о присвоении адреса. Часть данных поступает в порядке межведомственного информационного взаимодействия, без отдельного обращения правообладателя [1]. Различие источников объясняет, почему регистратор проводит правовую экспертизу документов. Качество реестра зависит от качества поступающих сведений. Ошибочная координата в межевом плане после внесения в реестр приобретает вид официальной записи.</w:t>
       </w:r>
     </w:p>
     <w:p>
@@ -4002,7 +4002,7 @@
           <w:sz w:val="28"/>
           <w:lang w:val="ru-RU" w:eastAsia="ru-RU"/>
         </w:rPr>
-        <w:t>Сведения попадают в ЕГРН из нескольких входов. Кадастровый инженер готовит межевой или технический план. Правоустанавливающие документы – договоры, судебные акты, свидетельства о праве на наследство – подтверждают основание права. Органы власти сообщают об изменении категории земель, зонировании, присвоении адреса. Часть данных приходит по межведомственному взаимодействию без отдельного визита правообладателя [1]. Многообразие входов объясняет, почему регистратор проводит правовую экспертизу. Качество реестра не выше качества входящих документов. Если межевой план содержит ошибочную координату, реестр размножит её и придаст ей вид официальной записи.</w:t>
+        <w:t>Отдельную группу составляют ранее учтённые объекты: в записи часто отсутствуют точные границы или актуальные сведения о правообладателе. Государственная программа «Национальная система пространственных данных» предусматривает повышение полноты и качества сведений ЕГРН. По итогам 2023 года Правительство Российской Федерации сообщило о её полном выполнении [26]. Такой отчёт означает исполнение мероприятий года, а не отсутствие пробелов в реестре. Для участника рынка это различие существенно: отсутствие в выписке сведений о границе само по себе не подтверждает отсутствие спора о границе.</w:t>
       </w:r>
     </w:p>
     <w:p>
@@ -4021,26 +4021,7 @@
           <w:sz w:val="28"/>
           <w:lang w:val="ru-RU" w:eastAsia="ru-RU"/>
         </w:rPr>
-        <w:t>Особый массив – ранее учтённые объекты: в записи часто нет точных границ или актуального правообладателя. Госпрограмма «Национальная система пространственных данных» ставит целью полноту и качество сведений ЕГРН, а по итогам 2023 года Правительство сообщило о её стопроцентном выполнении [23]. Этот отчёт означает исполнение мероприятий года, а не отсутствие пробелов. Для рынка различие принципиально: отсутствие границы в выписке ещё не доказывает, что спора о границе нет.</w:t>
-      </w:r>
-    </w:p>
-    <w:p>
-      <w:pPr>
-        <w:widowControl/>
-        <w:spacing w:line="360" w:lineRule="auto" w:before="0" w:after="0"/>
-        <w:ind w:firstLine="709"/>
-        <w:jc w:val="both"/>
-      </w:pPr>
-      <w:r>
-        <w:rPr>
-          <w:rFonts w:ascii="Times New Roman" w:hAnsi="Times New Roman" w:eastAsia="Times New Roman"/>
-          <w:b w:val="0"/>
-          <w:i w:val="0"/>
-          <w:color w:val="000000"/>
-          <w:sz w:val="28"/>
-          <w:lang w:val="ru-RU" w:eastAsia="ru-RU"/>
-        </w:rPr>
-        <w:t>Следовательно, структура ЕГРН покрывает идентификацию объекта, юридическую чистоту, пространственные ограничения и доказательственную базу записи. Слабое место состава сведений – не недостаток разделов, а неравномерная заполненность ранее учтённых объектов и зависимость записи от качества входящих документов. Как эти сведения покидают реестр и доходят до заявителя, показано в следующем параграфе.</w:t>
+        <w:t>Таким образом, состав ЕГРН охватывает описание объекта, права, границы и документы-основания. Слабым местом является не число разделов, а неполнота сведений о ранее учтённых объектах. Порядок предоставления этих сведений рассмотрен далее.</w:t>
       </w:r>
     </w:p>
     <w:p>
@@ -4643,7 +4624,7 @@
           <w:sz w:val="24"/>
           <w:lang w:val="ru-RU" w:eastAsia="ru-RU"/>
         </w:rPr>
-        <w:t>Примечание – Составлено автором по: [1], [22], [24].</w:t>
+        <w:t>Примечание – Составлено автором по: [1], [25], [27].</w:t>
       </w:r>
     </w:p>
     <w:p>
@@ -4662,7 +4643,7 @@
           <w:sz w:val="28"/>
           <w:lang w:val="ru-RU" w:eastAsia="ru-RU"/>
         </w:rPr>
-        <w:t>Таблица 4 разделяет открытый просмотр и юридически значимую выдачу. Это различие часто теряется в бытовом представлении о «проверке по карте». Карта снижает порог знакомства с объектом и поэтому полезна. Выписка фиксирует сведения на дату запроса и используется в сделке. Эффективность информационного обеспечения нельзя измерять только посещаемостью карты: рынок считается обеспеченным тогда, когда нужная выписка получена вовремя и прочитана правильно.</w:t>
+        <w:t>Таблица 4 разделяет открытый просмотр сведений и их юридически значимое предоставление. Публичная кадастровая карта упрощает предварительное ознакомление с объектом, однако не заменяет выписку. Выписка фиксирует сведения на дату запроса и используется при совершении сделки. Поэтому эффективность информационного обеспечения нельзя оценивать только по числу обращений к карте. Она определяется тем, получена ли нужная выписка в установленный срок и верно ли она использована.</w:t>
       </w:r>
     </w:p>
     <w:p>
@@ -4681,7 +4662,7 @@
           <w:sz w:val="28"/>
           <w:lang w:val="ru-RU" w:eastAsia="ru-RU"/>
         </w:rPr>
-        <w:t>Для сделок, в которых покупатель и объект находятся в разных регионах, существен экстерриториальный принцип. Документы на учёт и регистрацию можно подать независимо от места нахождения объекта [1]. Это снижает издержки межрегионального оборота. Отдельный срок установлен для ипотеки: при электронном взаимодействии кредитной организации регистрация ипотеки проводится в сокращённый срок, вплоть до одного рабочего дня [1]. Скорость здесь прямо влияет на ликвидность. Пока залог не зарегистрирован, банк несёт паузу, а заёмщик не получает деньги.</w:t>
+        <w:t>Для сделок, в которых покупатель и объект находятся в разных регионах, имеет значение экстерриториальный принцип. Документы на кадастровый учёт и регистрацию прав можно представить независимо от места нахождения объекта [1]. Это снижает затраты участников межрегионального оборота. Для ипотеки установлен сокращённый срок: при электронном взаимодействии кредитной организации с Росреестром регистрация ипотеки может быть проведена в течение одного рабочего дня [1]. До завершения регистрации залога предоставление кредита замедляется.</w:t>
       </w:r>
     </w:p>
     <w:p>
@@ -4700,7 +4681,7 @@
           <w:sz w:val="28"/>
           <w:lang w:val="ru-RU" w:eastAsia="ru-RU"/>
         </w:rPr>
-        <w:t>Цена доступа тоже направляет выбор канала. В 2024 году в Новосибирской области выписка об основных характеристиках и правах стоила физическому лицу 460 рублей на бумаге и 290 рублей в электронном виде; электронная выдача занимала три дня, бумажная через МФЦ – дольше на два дня [24]. С 1 января 2025 года по приказу Росреестра от 28.10.2024 № П/0335/24 плата составляет 920 и 570 рублей соответственно [25]. Электронный документ остаётся дешевле, поэтому канал сохраняет преимущество, но более высокая плата ограничивает частые проверочные запросы граждан.</w:t>
+        <w:t>Цена доступа тоже направляет выбор канала. В 2024 году в Новосибирской области выписка об основных характеристиках и правах стоила физическому лицу 460 рублей на бумаге и 290 рублей в электронном виде; электронная выдача занимала три дня, бумажная через МФЦ – дольше на два дня [27]. С 1 января 2025 года по приказу Росреестра от 28.10.2024 № П/0335/24 плата составляет 920 и 570 рублей соответственно [28]. Электронный документ остаётся дешевле, поэтому канал сохраняет преимущество, но более высокая плата ограничивает частые проверочные запросы граждан.</w:t>
       </w:r>
     </w:p>
     <w:p>
@@ -4719,7 +4700,7 @@
           <w:sz w:val="28"/>
           <w:lang w:val="ru-RU" w:eastAsia="ru-RU"/>
         </w:rPr>
-        <w:t>Масштаб электронного канала в Москве за десятилетие показывает, что способ предоставления уже перестал быть экспериментом. С 2015 года, когда электронных заявлений было около одной тысячи, столичное управление вышло на 1,6 млн таких заявлений по итогам 2024 года, а всего за десять лет приняло более 6,5 млн онлайн-обращений на учётно-регистрационные действия [2]. Для рынка это означает, что профессиональные участники выстроили свои процессы вокруг электронного взаимодействия. Количественная оценка того, исчерпан ли этот рост, дана в следующем параграфе.</w:t>
+        <w:t>Динамика электронного взаимодействия в Москве за десять лет показывает, что такой способ предоставления сведений получил устойчивый характер. Если в 2015 году электронных заявлений было около одной тысячи, то по итогам 2024 года их число достигло 1,6 млн, а всего за десятилетие столичное управление приняло более 6,5 млн онлайн-обращений на учётно-регистрационные действия [2]. Профессиональные участники рынка выстроили подготовку сделок с учётом электронного взаимодействия. Вопрос о том, сохраняется ли дальнейший прирост этого потока, рассмотрен в следующем параграфе.</w:t>
       </w:r>
     </w:p>
     <w:p>
@@ -4757,7 +4738,7 @@
           <w:sz w:val="28"/>
           <w:lang w:val="ru-RU" w:eastAsia="ru-RU"/>
         </w:rPr>
-        <w:t>Число обращений само по себе не измеряет достоверность записи. Оно измеряет другое: насколько участники рынка реально пользуются каналом, через который реестр включается в сделку. Для такой оценки взят ряд электронных заявлений Управления Росреестра по Москве на регистрацию прав и кадастровый учёт за первое полугодие 2022–2025 годов. Ряд не описывает всю страну. Он описывает крупнейший рынок, по которому есть сопоставимые публикации ведомства [2], [26]. Исходные значения и расчёт темпов приведены в таблице 5 и в приложении А.</w:t>
+        <w:t>Число обращений само по себе не измеряет достоверность записи. Оно измеряет другое: насколько участники рынка реально пользуются каналом, через который реестр включается в сделку. Для такой оценки взят ряд электронных заявлений Управления Росреестра по Москве на регистрацию прав и кадастровый учёт за первое полугодие 2022–2025 годов. Ряд не описывает всю страну. Он описывает крупнейший рынок, по которому есть сопоставимые публикации ведомства [2], [29]. Исходные значения и расчёт темпов приведены в таблице 5 и в приложении А.</w:t>
       </w:r>
     </w:p>
     <w:p>
@@ -5617,7 +5598,7 @@
           <w:sz w:val="24"/>
           <w:lang w:val="ru-RU" w:eastAsia="ru-RU"/>
         </w:rPr>
-        <w:t>Примечание – Составлено и рассчитано автором по: [26], [2]. Значения в тысячах округлены до одного знака.</w:t>
+        <w:t>Примечание – Составлено и рассчитано автором по: [29], [2]. Значения в тысячах округлены до одного знака.</w:t>
       </w:r>
     </w:p>
     <w:p>
@@ -5772,7 +5753,7 @@
           <w:sz w:val="28"/>
           <w:lang w:val="ru-RU" w:eastAsia="ru-RU"/>
         </w:rPr>
-        <w:t>Рисунок 2 – Электронные заявления в Управление Росреестра по Москве за первое полугодие, тыс. (составлено автором по: [26], [2])</w:t>
+        <w:t>Рисунок 2 – Электронные заявления в Управление Росреестра по Москве за первое полугодие, тыс. (составлено автором по: [29], [2])</w:t>
       </w:r>
     </w:p>
     <w:p>
@@ -5851,7 +5832,7 @@
           <w:sz w:val="28"/>
           <w:lang w:val="ru-RU" w:eastAsia="ru-RU"/>
         </w:rPr>
-        <w:t>Рисунки 2 и 3 показывают две фазы. В 2022–2024 годах поток вырос почти вдвое, с 415,5 до 781,6 тыс., главный скачок пришёлся на 2023 год. В первом полугодии 2025 года прирост сжался до 0,9 %: базисные 89,8 % за три года были накоплены раньше. Ведомство говорит о выходе на плато около 130 тыс. заявлений в месяц [2]. С полугодовым плато следует согласиться, но месяц мягче не стал. В мае 2025 года принято 117 458 электронных заявлений, на 14,2 % меньше мая 2024 года (136 912); за январь – май итог всё же выше на 1,9 % (661 825 против 649 580) [27]. В июне 2025 года поступило 126 992 заявления: на 8,1 % больше мая и на 3,8 % меньше июня 2024 года (132 017) [2]. Плато – это среднее. Месячный спад нельзя читать как отказ от цифры: колеблется оборот, а электронный канал для Москвы уже основной.</w:t>
+        <w:t>Рисунки 2 и 3 позволяют выделить два периода. В 2022–2024 годах число заявлений увеличилось почти вдвое, с 415,5 до 781,6 тыс., причём наибольший прирост пришёлся на 2023 год. В первом полугодии 2025 года прирост снизился до 0,9 %: основной рост за три года, составивший 89,8 %, был достигнут ранее. Ведомство отмечает выход показателя на уровень около 130 тыс. заявлений в месяц [2]. С выводом о полугодовой стабилизации можно согласиться, однако месячные колебания сохранились. В мае 2025 года принято 117 458 электронных заявлений, что на 14,2 % меньше, чем в мае 2024 года (136 912). За январь – май 2025 года показатель всё же выше на 1,9 % (661 825 против 649 580) [30]. В июне 2025 года поступило 126 992 заявления: на 8,1 % больше, чем в мае, и на 3,8 % меньше, чем в июне 2024 года (132 017) [2]. Следовательно, стабилизация полугодового показателя является усреднённым результатом. Месячное снижение нельзя объяснять отказом от электронной подачи: изменяется объём сделок, а электронный способ для Москвы уже является основным.</w:t>
       </w:r>
     </w:p>
     <w:p>
@@ -5870,7 +5851,7 @@
           <w:sz w:val="28"/>
           <w:lang w:val="ru-RU" w:eastAsia="ru-RU"/>
         </w:rPr>
-        <w:t>Оставшийся рост сместился в корпоративный сегмент. За январь – июль 2025 года от юридических лиц поступило 176,4 тыс. электронных заявлений. Это на 17,6 % больше, чем за тот же период 2024 года (150,1 тыс.), и на 40,5 % больше, чем в 2023 году (125,6 тыс.). Доля юридических лиц в электронных заявлениях выросла с 16 до 19 % [28]. Пока общий поток стоит на месте, профессиональные заявители продолжают переводить свои пакеты в электронный вид. Для информационного обеспечения это благоприятный признак: именно банки, застройщики и иные организации формируют массовые и повторные запросы, от которых зависит скорость ипотеки и регистрации договоров.</w:t>
+        <w:t>Дальнейший прирост сохранился в сегменте юридических лиц. За январь – июль 2025 года от них поступило 176,4 тыс. электронных заявлений. Это на 17,6 % больше, чем за тот же период 2024 года (150,1 тыс.), и на 40,5 % больше, чем в 2023 году (125,6 тыс.). Доля юридических лиц в электронных заявлениях увеличилась с 16 до 19 % [31]. При стабилизации общего числа обращений профессиональные заявители продолжают переводить документы в электронную форму. Для информационного обеспечения это имеет практическое значение: банки, застройщики и иные организации формируют повторные запросы, от которых зависят сроки ипотеки и регистрации договоров.</w:t>
       </w:r>
     </w:p>
     <w:p>
@@ -5889,7 +5870,26 @@
           <w:sz w:val="28"/>
           <w:lang w:val="ru-RU" w:eastAsia="ru-RU"/>
         </w:rPr>
-        <w:t>Региональная картина неоднородна, и сравнивать её можно только с оговоркой о разных показателях. В таблице 6 рядом поставлены не «рейтинг цифровизации», а разные измерители, чтобы не сложить несопоставимые доли.</w:t>
+        <w:t>Данные I полугодия 2026 года подтверждают замедление прироста: принято 798 073 электронных заявления, что на 1 % больше периода 2025 года и на 2 % больше шести месяцев 2024 года. Июньский показатель при этом составил 140 119 заявлений: на 15 % больше мая и на 10 % больше июня 2025 года [2]. После выхода на высокий уровень поток сохраняет небольшой годовой прирост и зависит от месячной динамики сделок.</w:t>
+      </w:r>
+    </w:p>
+    <w:p>
+      <w:pPr>
+        <w:widowControl/>
+        <w:spacing w:line="360" w:lineRule="auto" w:before="0" w:after="0"/>
+        <w:ind w:firstLine="709"/>
+        <w:jc w:val="both"/>
+      </w:pPr>
+      <w:r>
+        <w:rPr>
+          <w:rFonts w:ascii="Times New Roman" w:hAnsi="Times New Roman" w:eastAsia="Times New Roman"/>
+          <w:b w:val="0"/>
+          <w:i w:val="0"/>
+          <w:color w:val="000000"/>
+          <w:sz w:val="28"/>
+          <w:lang w:val="ru-RU" w:eastAsia="ru-RU"/>
+        </w:rPr>
+        <w:t>Региональные показатели неоднородны, и сопоставлять их можно только с учётом различий в методике учёта. В таблице 6 приведены разные измерители, поскольку доли, рассчитанные по неодинаковым основаниям, нельзя складывать в один рейтинг.</w:t>
       </w:r>
     </w:p>
     <w:p>
@@ -6312,7 +6312,7 @@
                 <w:sz w:val="24"/>
                 <w:lang w:val="ru-RU" w:eastAsia="ru-RU"/>
               </w:rPr>
-              <w:t>Почти весь массив выписок ушёл в электронный вид</w:t>
+              <w:t>Основная часть выписок предоставлена в электронном виде</w:t>
             </w:r>
           </w:p>
         </w:tc>
@@ -6441,7 +6441,7 @@
                 <w:sz w:val="24"/>
                 <w:lang w:val="ru-RU" w:eastAsia="ru-RU"/>
               </w:rPr>
-              <w:t>Канал ещё не поглотил бумажный поток</w:t>
+              <w:t>Бумажный способ подачи сохраняет заметную долю</w:t>
             </w:r>
           </w:p>
         </w:tc>
@@ -6570,7 +6570,7 @@
                 <w:sz w:val="24"/>
                 <w:lang w:val="ru-RU" w:eastAsia="ru-RU"/>
               </w:rPr>
-              <w:t>Спрос сжался, а доля цифры по этим продуктам осталась высокой</w:t>
+              <w:t>Спрос снизился, электронная доля по этим договорам осталась высокой</w:t>
             </w:r>
           </w:p>
         </w:tc>
@@ -6699,7 +6699,7 @@
                 <w:sz w:val="24"/>
                 <w:lang w:val="ru-RU" w:eastAsia="ru-RU"/>
               </w:rPr>
-              <w:t>Внутри года электронная доля подросла</w:t>
+              <w:t>В течение года электронная доля увеличилась</w:t>
             </w:r>
           </w:p>
         </w:tc>
@@ -6721,7 +6721,7 @@
           <w:sz w:val="24"/>
           <w:lang w:val="ru-RU" w:eastAsia="ru-RU"/>
         </w:rPr>
-        <w:t>Примечание – Составлено автором по: [2], [29], [30], [31].</w:t>
+        <w:t>Примечание – Составлено автором по: [2], [32], [33], [34].</w:t>
       </w:r>
     </w:p>
     <w:p>
@@ -6740,7 +6740,7 @@
           <w:sz w:val="28"/>
           <w:lang w:val="ru-RU" w:eastAsia="ru-RU"/>
         </w:rPr>
-        <w:t>Таблица 6 не позволяет выстроить регионы в одну лестницу «от лучшего к худшему», потому что Москва измерена числом электронных заявлений на регистрацию, Новосибирская область – выданными выписками, Омская область – долей заявлений. Прямое сопоставление 98 и 60 % было бы некорректным. Корректный вывод качественный. Там, где услуга массово переведена в цифру, электронный документ стал обычным способом получить сведения: в Новосибирской области за 2024 год выдано 3,1 млн выписок, и 98 % из них – в электронном виде, что на 14 % больше, чем годом ранее [29]. За девять месяцев 2024 года новосибирский филиал подготовил более 2,3 млн документов, и 97 % запросов пришли электронно [24]. В Омской области к середине 2025 года электронный канал охватывает около 60 % заявлений на учёт и регистрацию, а в июне – 67 % [30], [31].</w:t>
+        <w:t>Таблица 6 не даёт оснований ранжировать регионы по одному показателю. По Москве учтено число электронных заявлений на регистрацию, по Новосибирской области – число выданных выписок, по Омской области – доля заявлений. Прямое сравнение 98 и 60 % было бы некорректным. Обоснованный вывод носит качественный характер. Там, где услуга массово переведена в электронную форму, такой документ стал обычным способом получения сведений. В Новосибирской области за 2024 год выдано 3,1 млн выписок, из них 98 % – в электронном виде, что на 14 % больше, чем годом ранее [32]. За девять месяцев 2024 года новосибирский филиал подготовил более 2,3 млн документов, и 97 % запросов поступили в электронной форме [27]. В Омской области к середине 2025 года электронный способ охватывал около 60 % заявлений на учёт и регистрацию, а в июне – 67 % [33], [34].</w:t>
       </w:r>
     </w:p>
     <w:p>
@@ -6759,7 +6759,7 @@
           <w:sz w:val="28"/>
           <w:lang w:val="ru-RU" w:eastAsia="ru-RU"/>
         </w:rPr>
-        <w:t>Омские данные полезны именно причинным разбором, а не величиной доли. За первое полугодие 2025 года число заявлений на учётно-регистрационные действия сократилось на 10 % к тому же периоду 2024 года. Заявления на регистрацию договоров долевого участия упали на 40 %, но 97 % из сохранившихся поступили электронно. Ипотечные заявления сократились на 46 %, при этом доля электронной ипотеки осталась 64 % [30]. Объём рынка и способ подачи документов двигаются раздельно. Сжатие спроса на новостройки и ипотеку уменьшает число записей, которые вообще появляются в реестре. Оно не отменяет того, что по оставшимся договорам стороны уже работают через электронный канал. Информационное обеспечение поэтому нельзя улучшать одной только кампанией «переходите в онлайн». Если сделок меньше, реестр получает меньше свежих сведений о ценах и переходах прав независимо от интерфейса.</w:t>
+        <w:t>Данные по Омской области позволяют разделить объём рынка и способ подачи документов. За первое полугодие 2025 года число заявлений сократилось на 10 %, заявления о регистрации договоров долевого участия – на 40 %, ипотечные заявления – на 46 %. При этом 97 % сохранившихся заявлений по договорам долевого участия и 64 % ипотечных заявлений поступили в электронной форме [33]. Снижение спроса уменьшает число новых записей, но не отменяет электронного взаимодействия по оставшимся договорам. Следовательно, полноту реестра нельзя повысить только переводом заявителей на электронную подачу.</w:t>
       </w:r>
     </w:p>
     <w:p>
@@ -6778,7 +6778,7 @@
           <w:sz w:val="28"/>
           <w:lang w:val="ru-RU" w:eastAsia="ru-RU"/>
         </w:rPr>
-        <w:t>Положительные стороны практики – дистанционная выписка и подача документов, видимость обременений до сделки, ускорение ипотеки при электронном пакете банка, межведомственный обмен и более низкая цена электронной выписки [25]. Отрицательные стороны – иное. Рост заявлений не доказывает полноту ранее внесённых сведений. Регионы находятся на разных стадиях перехода. Открытую карту легко принять за достаточную проверку, хотя силы выписки у неё нет. Повышение платы с 2025 года удорожает частую проверку, а месячный ряд Москвы показывает, что формула «плато без резких колебаний» верна для полугодия и неверна для отдельного месяца.</w:t>
+        <w:t>К положительным результатам практики относятся дистанционное получение выписки и подача документов, возможность увидеть обременения до сделки, сокращение срока регистрации ипотеки при электронном взаимодействии банка, межведомственный обмен и более низкая плата за электронную выписку [28]. Ограничения также сохраняются. Рост числа заявлений не подтверждает полноту ранее внесённых сведений. Регионы находятся на разных этапах перехода к электронной форме. Открытую карту нередко принимают за достаточную проверку, хотя она не обладает силой выписки. Повышение платы с 2025 года увеличивает затраты на повторные запросы, а помесячные данные по Москве показывают, что стабильность полугодового показателя не исключает колебаний внутри года.</w:t>
       </w:r>
     </w:p>
     <w:p>
@@ -6797,7 +6797,7 @@
           <w:sz w:val="28"/>
           <w:lang w:val="ru-RU" w:eastAsia="ru-RU"/>
         </w:rPr>
-        <w:t>Выводы по второй главе сводятся к следующему. Состав ЕГРН позволяет закрыть основные информационные вопросы сделки, если запись заполнена и если заявитель запросил соответствующий вид сведений. Организации, ведущие реестр, перевели массовый поток в электронный вид: в Москве полугодовой прирост этого потока к 2025 году почти остановился, в Новосибирской области электронными стали 98 % выписок, в Омской области доля электронных заявлений составляет около 60–67 % при одновременном спаде числа сделок. Эффективность использования сведений поэтому определяется двумя независимыми условиями: удобством канала и достоверностью самой записи. Второе условие числом заявлений не измеряется. Проблемы записи и меры по их снятию рассмотрены в третьей главе.</w:t>
+        <w:t>По итогам второй главы можно сделать следующие выводы. Состав ЕГРН позволяет получить основные сведения для подготовки сделки, если запись заполнена и если заявитель запросил соответствующий вид выписки. Организации, ведущие реестр, перевели значительную часть обращений в электронную форму. В Москве полугодовой прирост этого потока к 2025 году снизился до 0,9 %, а в первом полугодии 2026 года составил около 1 %. В Новосибирской области в электронной форме предоставлено 98 % выписок. В Омской области доля электронных заявлений составляет около 60–67 % при одновременном снижении числа сделок. Эффективность использования сведений определяется двумя самостоятельными условиями: доступностью способа получения и достоверностью записи. Второе условие нельзя оценить только по числу заявлений. Проблемы содержания записи и возможные меры рассмотрены в третьей главе.</w:t>
       </w:r>
     </w:p>
     <w:p>
@@ -6874,7 +6874,7 @@
           <w:sz w:val="28"/>
           <w:lang w:val="ru-RU" w:eastAsia="ru-RU"/>
         </w:rPr>
-        <w:t>Первая группа – неполнота и историческая разнородность сведений. Значительная часть прав возникла до обязательной регистрации в современном виде. У многих ранее учтённых участков нет точных границ, у части объектов нет актуального правообладателя. Государство отвечает упрощёнными процедурами: «дачная», «гаражная» и «лесная» амнистии втягивают такие объекты в оборот [18], [19]. Для участника рынка отсутствие записи или границы двусмысленно. Оно может означать, что права нет. Оно может означать и то, что право есть, но в реестр не перенесено. Пока эта двусмысленность сохраняется, выписка не закрывает риск, а только переносит его в оговорку договора.</w:t>
+        <w:t>Первая группа – неполнота и историческая разнородность сведений. Значительная часть прав возникла до обязательной регистрации в современном виде. У многих ранее учтённых участков нет точных границ, у части объектов нет актуального правообладателя. Государство отвечает упрощёнными процедурами: «дачная», «гаражная» и «лесная» амнистии втягивают такие объекты в оборот [21], [22]. Для участника рынка отсутствие записи или границы двусмысленно. Оно может означать, что права нет. Оно может означать и то, что право есть, но в реестр не перенесено. Пока эта двусмысленность сохраняется, выписка не закрывает риск, а только переносит его в оговорку договора.</w:t>
       </w:r>
     </w:p>
     <w:p>
@@ -6893,7 +6893,7 @@
           <w:sz w:val="28"/>
           <w:lang w:val="ru-RU" w:eastAsia="ru-RU"/>
         </w:rPr>
-        <w:t>Вторая группа – реестровые ошибки. Они возникают при подготовке межевого и технического планов, при переносе сведений из прежних баз и при несогласованности информационных систем. Исправление требует нового обращения и времени. Покупатель, положившийся на выписку, может обнаружить пересечение границ или ограничение, которого из краткой выписки не видно [21]. Ошибка опасна именно официальным видом: сторона спора предъявляет выписку как доказательство, хотя координата в ней неверна. Чем выше доверие к форме документа, тем дороже содержательная ошибка.</w:t>
+        <w:t>Вторая группа – реестровые ошибки. Они возникают при подготовке межевого и технического планов, при переносе сведений из прежних баз и при несогласованности информационных систем. Исправление требует нового обращения и времени. Покупатель, положившийся на выписку, может обнаружить пересечение границ или ограничение, которого из краткой выписки не видно [24]. Ошибка опасна именно официальным видом: сторона спора предъявляет выписку как доказательство, хотя координата в ней неверна. Чем выше доверие к форме документа, тем дороже содержательная ошибка.</w:t>
       </w:r>
     </w:p>
     <w:p>
@@ -6912,7 +6912,7 @@
           <w:sz w:val="28"/>
           <w:lang w:val="ru-RU" w:eastAsia="ru-RU"/>
         </w:rPr>
-        <w:t>Третья группа – кадастровая стоимость. Она стоит в реестре и служит налоговой базой, но нередко расходится с рыночной ценой, поэтому споров много [14]. Г. А. Комиссаров критически оценивает рассмотрение таких дел и пишет о государственном протекционизме, при котором позиция бюджетной экспертной организации ослабляет состязательность [32]. Н. А. Киселева выделяет типичные категории споров: об установлении стоимости в размере рыночной, об оставлении иска без рассмотрения из-за несоблюдения досудебного порядка и о распределении расходов на экспертизу [33]. К этой процессуальной критике стоит добавить информационный эффект. Если порядок пересмотра меняется от тура оценки к туру, налогоплательщик и инвестор не могут прочитать кадастровую стоимость как устойчивый сигнал. Фискальная функция реестра тогда начинает искажать ожидания вместо того, чтобы их прояснять. Для результатов, определённых по закону № 237-ФЗ, основным путём является установление стоимости в размере рыночной по правилам этого закона; статья 24.18 закона № 135-ФЗ не должна восприниматься как вечный и универсальный способ [11], [12].</w:t>
+        <w:t>Третья группа – кадастровая стоимость. Она стоит в реестре и служит налоговой базой, но нередко расходится с рыночной ценой, поэтому споров много [17]. Г. А. Комиссаров критически оценивает рассмотрение таких дел и пишет о государственном протекционизме, при котором позиция бюджетной экспертной организации ослабляет состязательность [35]. Н. А. Киселева выделяет типичные категории споров: об установлении стоимости в размере рыночной, об оставлении иска без рассмотрения из-за несоблюдения досудебного порядка и о распределении расходов на экспертизу [36]. К этой процессуальной критике стоит добавить информационный эффект. Если порядок пересмотра меняется от тура оценки к туру, налогоплательщик и инвестор не могут прочитать кадастровую стоимость как устойчивый сигнал. Фискальная функция реестра тогда начинает искажать ожидания вместо того, чтобы их прояснять. Для результатов, определённых по закону № 237-ФЗ, основным путём является установление стоимости в размере рыночной по правилам этого закона; статья 24.18 закона № 135-ФЗ не должна восприниматься как вечный и универсальный способ [14], [15].</w:t>
       </w:r>
     </w:p>
     <w:p>
@@ -6931,7 +6931,7 @@
           <w:sz w:val="28"/>
           <w:lang w:val="ru-RU" w:eastAsia="ru-RU"/>
         </w:rPr>
-        <w:t>Четвёртая группа – неравномерность цифровизации. Параграф 2.3 показал, что сопоставлять регионы одной цифрой доли нельзя, но качественный разрыв виден и без такой натяжки. В одном регионе электронная выписка стала обычным документом, в другом около трети и более заявлений всё ещё идут по иным каналам, а внутри месяца доля заметно колеблется [29], [31]. Доступ к одному и тому же реестру оказывается разным. Для межрегиональной сделки это означает разную скорость подготовки документов в зависимости от того, где расположен объект, а не от сложности права.</w:t>
+        <w:t>Четвёртая группа – неравномерность цифровизации. Параграф 2.3 показал, что сопоставлять регионы одной цифрой доли нельзя, но качественный разрыв виден и без такой натяжки. В одном регионе электронная выписка стала обычным документом, в другом около трети и более заявлений всё ещё идут по иным каналам, а внутри месяца доля заметно колеблется [32], [34]. Доступ к одному и тому же реестру оказывается разным. Для межрегиональной сделки это означает разную скорость подготовки документов в зависимости от того, где расположен объект, а не от сложности права.</w:t>
       </w:r>
     </w:p>
     <w:p>
@@ -6950,7 +6950,7 @@
           <w:sz w:val="28"/>
           <w:lang w:val="ru-RU" w:eastAsia="ru-RU"/>
         </w:rPr>
-        <w:t>Пятая группа – правовая конструкция публичной достоверности. Позиция А. Д. Рудокваса, разобранная в параграфе 1.2, сохраняет силу и на практическом материале [4]. Если запись можно опровергнуть, а приобретатель, который её проверил, не получает ясной и соразмерной защиты, рынок закладывает скидку за риск либо уходит в дополнительные страховки и поручительства. Информационное обеспечение в таком случае формально есть, а экономического доверия к нему меньше, чем обещает принцип. Судебные подборки подтверждают, что вопрос достоверности не является кабинетным: он регулярно возникает в спорах о праве [17].</w:t>
+        <w:t>Пятая группа – правовая конструкция публичной достоверности. Позиция А. Д. Рудокваса, разобранная в параграфе 1.2, сохраняет силу и на практическом материале [4]. Если запись можно опровергнуть, а приобретатель, который её проверил, не получает ясной и соразмерной защиты, рынок закладывает скидку за риск либо уходит в дополнительные страховки и поручительства. Информационное обеспечение в таком случае формально есть, а экономического доверия к нему меньше, чем обещает принцип. Судебные подборки подтверждают, что вопрос достоверности не является кабинетным: он регулярно возникает в спорах о праве [20].</w:t>
       </w:r>
     </w:p>
     <w:p>
@@ -6969,7 +6969,7 @@
           <w:sz w:val="28"/>
           <w:lang w:val="ru-RU" w:eastAsia="ru-RU"/>
         </w:rPr>
-        <w:t>Шестая группа – безопасность сведений и граница открытости. Рост электронного взаимодействия сопровождается риском мошенничества и утечки персональных данных [3]. Рынок нуждается в открытых характеристиках объекта, обременениях и зонах. Он не нуждается в свободном тиражировании сведений о человеке, которому объект принадлежит. Смешение этих двух режимов либо запирает полезные данные, либо выставляет правообладателя. Оба исхода снижают качество информационного обеспечения.</w:t>
+        <w:t>Шестая группа связана с безопасностью сведений. Рост электронного взаимодействия увеличивает риск мошенничества и утечки персональных данных [3]. Участникам рынка нужны открытые характеристики объекта, обременения и зоны, но не свободное распространение сведений о правообладателе. Смешение этих режимов либо ограничивает полезные данные, либо создаёт риск для гражданина.</w:t>
       </w:r>
     </w:p>
     <w:p>
@@ -7730,7 +7730,7 @@
           <w:sz w:val="24"/>
           <w:lang w:val="ru-RU" w:eastAsia="ru-RU"/>
         </w:rPr>
-        <w:t>Примечание – Составлено автором по: [4], [32], [33], [3], [21], [29], [30].</w:t>
+        <w:t>Примечание – Составлено автором по: [4], [35], [36], [3], [24], [32], [33].</w:t>
       </w:r>
     </w:p>
     <w:p>
@@ -7749,7 +7749,7 @@
           <w:sz w:val="28"/>
           <w:lang w:val="ru-RU" w:eastAsia="ru-RU"/>
         </w:rPr>
-        <w:t>Из таблицы 7 следует, что лечить стоит не симптом отдельной выписки, а связку «полнота – проверка на входе – стабильное правило пересмотра стоимости – равный доступ – защита того, кто записи доверился». Точечная кампания по одному из пунктов оставляет остальные входы для той же неопределённости.</w:t>
+        <w:t>Из таблицы 7 следует, что корректировать следует не отдельный недостаток выписки, а взаимосвязанные причины: неполноту сведений, проверку документов при приёме, устойчивость порядка пересмотра кадастровой стоимости, равный доступ к услугам и защиту лица, которое положилось на запись. Мера по одному направлению не устраняет неопределённость по остальным.</w:t>
       </w:r>
     </w:p>
     <w:p>
@@ -7787,7 +7787,7 @@
           <w:sz w:val="28"/>
           <w:lang w:val="ru-RU" w:eastAsia="ru-RU"/>
         </w:rPr>
-        <w:t>Меры имеет смысл привязать к проблемам таблицы 7, иначе предложение остаётся лозунгом. Нормативное направление включает три шага. Первый – продолжение легализации ранее возникших прав и выявление правообладателей, чьи объекты ещё не описаны в реестре. Упрощённые процедуры расширяют охват, но их нужно сопровождать защитой соседей и иных третьих лиц: ускоренная запись без проверки пересечений границ воспроизводит ошибку в новом объёме [18], [19]. Второй шаг – устойчивость правил пересмотра кадастровой стоимости. Понятный срок, один досудебный порядок и предсказуемая роль бюджетного учреждения полезнее очередной развилки между статьёй 24.18 закона № 135-ФЗ и процедурой закона № 237-ФЗ [11], [33]. Третий шаг – прямое уточнение того, что получает лицо, которое положилось на выписку, если запись впоследствии аннулирована. Научная критика здесь уже сформулирована, и нормативному тексту стоит ответить на неё конкретно, а не новым общим принципом [4].</w:t>
+        <w:t>Предлагаемые меры следует соотнести с проблемами таблицы 7, иначе они останутся общими пожеланиями. Нормативное направление включает три шага. Первый – продолжение легализации ранее возникших прав и выявление правообладателей, чьи объекты ещё не описаны в реестре. Упрощённые процедуры расширяют охват, но их нужно сопровождать защитой соседей и иных третьих лиц: ускоренная запись без проверки пересечений границ воспроизводит ошибку в новом объёме [21], [22]. Второй шаг – устойчивость правил пересмотра кадастровой стоимости. Понятный срок, один досудебный порядок и предсказуемая роль бюджетного учреждения полезнее очередной развилки между статьёй 24.18 закона № 135-ФЗ и процедурой закона № 237-ФЗ [14], [36]. Третий шаг – прямое уточнение того, что получает лицо, которое положилось на выписку, если запись впоследствии аннулирована. Научная критика здесь уже сформулирована, и нормативному тексту стоит ответить на неё конкретно, а не новым общим принципом [4].</w:t>
       </w:r>
     </w:p>
     <w:p>
@@ -7825,7 +7825,7 @@
           <w:sz w:val="28"/>
           <w:lang w:val="ru-RU" w:eastAsia="ru-RU"/>
         </w:rPr>
-        <w:t>Выравнивание регионов не равно запрету бумажного канала. Цель – одинаковое содержание сведений и сопоставимый срок, а не одинаковая кнопка. Единые технические требования, обучение сотрудников территориальных подразделений и помощь заявителю, у которого нет навыка электронной подписи, сокращают разрыв, зафиксированный на омском и новосибирском материале [30], [29]. Закрытие МФЦ ради отчёта о доле электронных заявлений ухудшило бы доступ и не улучшило бы качество записи. Июньские данные по Омской области, где электронная доля выросла с 62 до 67 % за месяц при росте общего числа заявлений, показывают, что доля способна расти без административного запрета бумаги [31].</w:t>
+        <w:t>Выравнивание условий в регионах не требует запрета бумажного способа подачи. Цель состоит в одинаковом содержании сведений и сопоставимом сроке их получения. Единые технические требования, обучение сотрудников территориальных подразделений и помощь заявителю, который не использует электронную подпись, позволяют сократить различия, отмеченные по Омской и Новосибирской областям [33], [32]. Отказ от услуг многофункционального центра только ради роста доли электронных заявлений ограничил бы доступ и не повысил бы качество записи. Данные по Омской области за июнь 2025 года, когда электронная доля выросла с 62 до 67 % при увеличении общего числа заявлений, показывают, что доля может расти без административного ограничения бумажной формы [34].</w:t>
       </w:r>
     </w:p>
     <w:p>
@@ -7844,7 +7844,7 @@
           <w:sz w:val="28"/>
           <w:lang w:val="ru-RU" w:eastAsia="ru-RU"/>
         </w:rPr>
-        <w:t>Отдельный резерв – достоверность границ. Заявительный порядок уточнения означает, что ошибка исправляется только тогда, когда конкретному владельцу стало больно. Массовые кадастровые работы в границах кадастрового квартала позволяют увидеть пересечения сразу по группе участков, а не по одному заявлению. Эффект таких работ зависит от финансирования и от того, считает ли их приоритетом орган власти на месте. Для информационного обеспечения это более дешёвый путь, чем последующая череда индивидуальных споров.</w:t>
+        <w:t>Отдельным резервом является достоверность сведений о границах. При заявительном порядке ошибка исправляется лишь после того, как конкретный правообладатель столкнулся со спором. Комплексные кадастровые работы в границах кадастрового квартала позволяют выявить пересечения сразу по группе участков. Результат таких работ зависит от финансирования и от того, относит ли их орган власти к приоритетным задачам. Для информационного обеспечения этот способ предпочтительнее последующего рассмотрения множества индивидуальных споров.</w:t>
       </w:r>
     </w:p>
     <w:p>
@@ -8605,7 +8605,7 @@
           <w:sz w:val="24"/>
           <w:lang w:val="ru-RU" w:eastAsia="ru-RU"/>
         </w:rPr>
-        <w:t>Примечание – Составлено автором по: [1], [11], [4], [33], [22].</w:t>
+        <w:t>Примечание – Составлено автором по: [1], [14], [4], [36], [25].</w:t>
       </w:r>
     </w:p>
     <w:p>
@@ -8624,7 +8624,7 @@
           <w:sz w:val="28"/>
           <w:lang w:val="ru-RU" w:eastAsia="ru-RU"/>
         </w:rPr>
-        <w:t>Таблица 8 намеренно не обещает количественный процент снижения споров: такого ряда в открытых сообщениях ведомства нет, и подставлять его было бы недобросовестно. Эффект описан качественно и привязан к механизму. Критерием будущей проверки может стать не доля электронных заявлений, которая в Москве уже вышла на плато, а доля приостановлений из-за реестровой ошибки, срок исправления границы и число споров о кадастровой стоимости на тысячу объектов. Эти показатели ближе к качеству информационного обеспечения, чем валовой поток обращений.</w:t>
+        <w:t>В таблице 8 эффект указан качественно: открытые сообщения ведомства не содержат ряда, по которому можно было бы рассчитать процент снижения числа споров. Критерием последующей оценки целесообразно считать не долю электронных заявлений, которая в Москве уже стабилизировалась, а долю приостановлений из-за реестровой ошибки, срок уточнения границы и число споров о кадастровой стоимости на тысячу объектов. Эти показатели точнее характеризуют качество информационного обеспечения, чем общий объём обращений.</w:t>
       </w:r>
     </w:p>
     <w:p>
@@ -8662,7 +8662,7 @@
           <w:sz w:val="28"/>
           <w:lang w:val="ru-RU" w:eastAsia="ru-RU"/>
         </w:rPr>
-        <w:t>Цифровая трансформация реестра сегодня сосредоточена вокруг платформы НСПД. Положение о ней утверждено в 2022 году и впоследствии изменялось [15]. Платформа задумана как объединение сведений о земле и недвижимости, включая права и кадастровую оценку, с иными пространственными данными органов власти [34]. Первая очередь введена в эксплуатацию в декабре 2023 года, вторая – 23 декабря 2024 года. Вместе со второй очередью на платформу перенесена публичная кадастровая карта и открыты новые сервисы [22]. Сообщение Правительства о стопроцентном выполнении госпрограммы за 2023 год фиксирует административный результат этапа, а не завершение работы над полнотой ЕГРН [23].</w:t>
+        <w:t>Цифровая трансформация реестра сегодня сосредоточена вокруг платформы НСПД. Положение о ней утверждено в 2022 году и впоследствии изменялось [18]. Платформа задумана как объединение сведений о земле и недвижимости, включая права и кадастровую оценку, с иными пространственными данными органов власти [37]. Первая очередь введена в эксплуатацию в декабре 2023 года, вторая – 23 декабря 2024 года. Вместе со второй очередью на платформу перенесена публичная кадастровая карта и открыты новые сервисы [25]. Сообщение Правительства о стопроцентном выполнении госпрограммы за 2023 год фиксирует административный результат этапа, а не завершение работы над полнотой ЕГРН [26].</w:t>
       </w:r>
     </w:p>
     <w:p>
@@ -8681,7 +8681,7 @@
           <w:sz w:val="28"/>
           <w:lang w:val="ru-RU" w:eastAsia="ru-RU"/>
         </w:rPr>
-        <w:t>Для качества записи важнее карты оказывается сервис, который показывает пространственные данные ещё до подачи документов. Заявитель или кадастровый инженер может загрузить сведения межевого или технического плана и увидеть пересечение с уже учтёнными объектами и зонами. Рядом работает сервис, формирующий отчёт о таких проверках. Это перенос контроля с момента, когда ошибка уже стала записью, на момент, когда документ ещё можно исправить [22]. В логике таблицы 8 именно такой контроль отвечает на группу реестровых ошибок. Пока проверка остаётся добровольной демонстрацией, её эффект ограничен добросовестностью исполнителя. Следующий организационный шаг – использовать ту же проверку как обязательный фильтр приёма, а не только как справочный сервис.</w:t>
+        <w:t>Для качества записи существен сервис, который показывает пространственные данные до подачи документов. Кадастровый инженер может увидеть пересечение межевого или технического плана с учтёнными объектами и зонами и исправить документ до внесения записи [25]. Пока такая проверка остаётся добровольной, её результат зависит от исполнителя. Целесообразно использовать её как обязательное условие приёма документов.</w:t>
       </w:r>
     </w:p>
     <w:p>
@@ -8700,7 +8700,7 @@
           <w:sz w:val="28"/>
           <w:lang w:val="ru-RU" w:eastAsia="ru-RU"/>
         </w:rPr>
-        <w:t>Второе направление – интерфейсы для профессиональных участников. Банк, застройщик и нотариус не должны заново набирать сведения, которые уже есть в их системах и в реестре. Сокращение срока регистрации ипотеки при электронном пакете уже показывает, как интерфейс влияет на сделку [1]. Распространение того же режима на массовые, но более сложные пакеты – договоры долевого участия, регистрацию аренды, учёт машино-мест – даст больший рыночный эффект, чем ещё один личный кабинет для разового заявителя. Московская статистика это подтверждает косвенно: общий электронный поток встал, а поток от юридических лиц в январе – июле 2025 года вырос на 17,6 % [28].</w:t>
+        <w:t>Второе направление – обмен сведениями с профессиональными участниками. Сокращённый срок регистрации ипотеки при электронном пакете банка показывает, как такой обмен влияет на сделку [1]. Распространение этого порядка на договоры долевого участия, аренду и учёт машино-мест даст больший результат, чем создание ещё одного сервиса для разового заявителя. Это подтверждает и статистика: общий электронный поток в Москве стабилизировался, а число заявлений юридических лиц за январь – июль 2025 года выросло на 17,6 % [31].</w:t>
       </w:r>
     </w:p>
     <w:p>
@@ -8719,7 +8719,7 @@
           <w:sz w:val="28"/>
           <w:lang w:val="ru-RU" w:eastAsia="ru-RU"/>
         </w:rPr>
-        <w:t>Третье направление – баланс открытости и защиты частной жизни. Характеристики объекта, обременения и зоны с особыми условиями использования стоит держать доступными: без них невозможна та предварительная проверка, отсутствие которой приводит к строительству в запрещённом месте [21]. Сведения, по которым идентифицируется человек, должны оставаться в режиме ограниченного доступа с фиксацией того, кто и зачем их запросил [3]. Платформа НСПД как раз удобна для такого разделения, потому что открытый слой карты и юридически значимая выписка на ней уже разведены технически. Это разведение нужно закрепить как правило доступа, а не оставлять побочным свойством интерфейса.</w:t>
+        <w:t>Третье направление – разграничение открытых и ограниченных сведений. Характеристики объекта, обременения и зоны должны быть доступны, иначе предварительная проверка не выявляет запрет строительства [24]. Сведения, позволяющие определить личность правообладателя, следует предоставлять в ограниченном режиме с фиксацией заявителя [3]. На платформе НСПД открытая карта и юридически значимая выписка уже разделены. Это разделение нужно закрепить как правило доступа.</w:t>
       </w:r>
     </w:p>
     <w:p>
@@ -8738,7 +8738,7 @@
           <w:sz w:val="28"/>
           <w:lang w:val="ru-RU" w:eastAsia="ru-RU"/>
         </w:rPr>
-        <w:t>Авторская позиция по итогам трёх направлений такова. Повышать эффективность ЕГРН как информационного обеспечения означает улучшать содержание записи и предсказуемость её правовых последствий, а не только скорость кнопки. Канал в крупных городах уже близок к насыщению, что показал полугодовой прирост 0,9 % в Москве. Дальнейшая отдача лежит в полноте границ, в проверке документов до внесения записи, в стабильном порядке кадастровой стоимости и в ясной защите лица, которое на выписку положилось. Платформа НСПД полезна ровно в той мере, в какой её сервисы встроены в приём документов, а не существуют рядом с реестром как отдельная витрина.</w:t>
+        <w:t>По итогам трёх направлений можно сформулировать следующий вывод. Повышение эффективности ЕГРН как информационного обеспечения связано прежде всего с содержанием записи и с предсказуемостью её правовых последствий, а не только со скоростью электронного сервиса. В крупных городах электронный способ подачи уже получил широкое распространение, что подтверждает прирост 0,9 % в первом полугодии 2025 года и около 1 % в первом полугодии 2026 года по Москве. Дальнейший результат зависит от полноты сведений о границах, от проверки документов до внесения записи, от устойчивого порядка определения кадастровой стоимости и от ясной защиты лица, которое положилось на выписку. Платформа НСПД полезна в той мере, в какой её сервисы включены в приём документов, а не действуют отдельно от реестра.</w:t>
       </w:r>
     </w:p>
     <w:p>
@@ -8757,7 +8757,7 @@
           <w:sz w:val="28"/>
           <w:lang w:val="ru-RU" w:eastAsia="ru-RU"/>
         </w:rPr>
-        <w:t>Таким образом, цифровая повестка не отменяет выводов правовой главы. Она даёт инструмент для тех мер, которые без пространственной проверки и межведомственного обмена остались бы пожеланием. Условие одно: показатель успеха следует сменить. Не число принятых электронных заявлений, а уменьшение ошибок, которые доходят до записи, и уменьшение случаев, когда добросовестный читатель выписки всё равно проигрывает право.</w:t>
+        <w:t>Таким образом, цифровое развитие не отменяет выводов о правовом режиме реестра. Оно создаёт средства для мер, которые без пространственной проверки и межведомственного обмена остались бы пожеланиями. Показатель результата при этом следует изменить: учитывать нужно не только число принятых электронных заявлений, но и сокращение ошибок, доходящих до записи, а также число случаев, когда лицо, добросовестно использовавшее выписку, впоследствии утрачивает право.</w:t>
       </w:r>
     </w:p>
     <w:p>
@@ -8796,7 +8796,7 @@
           <w:sz w:val="28"/>
           <w:lang w:val="ru-RU" w:eastAsia="ru-RU"/>
         </w:rPr>
-        <w:t>Исследование было направлено на то, чтобы раскрыть роль ЕГРН как информационного обеспечения рынка недвижимости и обосновать направления повышения эффективности его использования. Поставленная цель достигнута, задачи решены.</w:t>
+        <w:t>Цель исследования состояла в том, чтобы раскрыть роль ЕГРН как информационного обеспечения рынка недвижимости и обосновать направления повышения эффективности его использования. Поставленная цель достигнута, задачи решены.</w:t>
       </w:r>
     </w:p>
     <w:p>
@@ -8815,7 +8815,7 @@
           <w:sz w:val="28"/>
           <w:lang w:val="ru-RU" w:eastAsia="ru-RU"/>
         </w:rPr>
-        <w:t>В первой главе показано, что реестр появился 1 января 2017 года как объединение государственного кадастра недвижимости и реестра прав. Объединение устранило организационный разрыв между описанием объекта и признанием права. Запись ЕГРН обладает юридической силой: государственная регистрация является единственным доказательством зарегистрированного права. Нормативную основу составляют Конституция Российской Федерации, Гражданский кодекс Российской Федерации, Федеральный закон № 218-ФЗ, законы о кадастровой оценке и постановление Правительства Российской Федерации от 07.06.2022 № 1040. Реестр выполняет правоудостоверяющую, информационно-справочную, фискальную, аналитическую и охранительную функции. Последняя остаётся наиболее спорной: публичная достоверность объявлена, но защита лица, положившегося на запись, по оценке А. Д. Рудокваса смешана с конструкцией добросовестного приобретения и на практике не доведена до ясности. С этой критикой работа соглашается и считает её рыночной, а не только догматической проблемой.</w:t>
+        <w:t>В первой главе установлено, что прообраз реестра сложился на третьем этапе, начавшемся в 2000 году: государственный земельный кадастр сменился государственным кадастром недвижимости, а с 2008 года соответствующие функции сосредоточены в Росреестре. С 1 января 2017 года ЕГРН объединил кадастр недвижимости и реестр прав. Государственная регистрация является единственным доказательством зарегистрированного права. Реестр выполняет правоудостоверяющую, информационно-справочную, фискальную, аналитическую и охранительную функции. Охранительная функция остаётся спорной: защита лица, положившегося на запись, на практике недостаточно определена. Это снижает доверие участников рынка к сведениям реестра.</w:t>
       </w:r>
     </w:p>
     <w:p>
@@ -8834,7 +8834,7 @@
           <w:sz w:val="28"/>
           <w:lang w:val="ru-RU" w:eastAsia="ru-RU"/>
         </w:rPr>
-        <w:t>Во второй главе на материалах Росреестра и ППК «Роскадастр» разобраны состав сведений, способы выдачи и результаты использования. Реестр отвечает на вопросы об объекте, о праве, о границах и о документах-основаниях, если запись заполнена и если запрошен нужный вид выписки. Открытая кадастровая карта на платформе НСПД ускоряет предварительный просмотр и не заменяет выписку. В Москве число электронных заявлений за первое полугодие выросло с 415 547 в 2022 году до 788 817 в 2025 году, то есть на 89,8 %. Среднегодовой темп прироста составил 23,8 %, однако в 2025 году цепной прирост сжался до 0,9 %. Месячные данные мая и июня 2025 года показывают, что плато является полугодовым средним и не отменяет календарных колебаний. Рост сохранился в сегменте юридических лиц: плюс 17,6 % за январь – июль 2025 года. В Новосибирской области в 2024 году выдано 3,1 млн выписок, 98 % – в электронном виде. В Омской области при снижении числа заявлений на 10 % электронными были 60 % заявлений, а по договорам долевого участия – 97 %. Объём рынка и способ подачи документов изменяются раздельно.</w:t>
+        <w:t>Во второй главе по материалам Росреестра и ППК «Роскадастр» рассмотрены состав сведений, порядок их предоставления и результаты использования. В Москве число электронных заявлений за первое полугодие выросло с 415 547 в 2022 году до 788 817 в 2025 году, или на 89,8 %, при среднегодовом темпе 23,8 %. В 2025 году прирост снизился до 0,9 %, а в первом полугодии 2026 года составил около 1 % (798 073 заявления). В июне 2026 года принято 140 119 электронных заявлений, на 15 % больше, чем в мае. В Новосибирской области в 2024 году 98 % выписок выдано в электронном виде. В Омской области при снижении числа заявлений на 10 % электронными были 60 % заявлений. Объём рынка и способ подачи документов изменяются раздельно.</w:t>
       </w:r>
     </w:p>
     <w:p>
@@ -8853,26 +8853,7 @@
           <w:sz w:val="28"/>
           <w:lang w:val="ru-RU" w:eastAsia="ru-RU"/>
         </w:rPr>
-        <w:t>В третьей главе выделены неполнота исторических сведений, реестровые ошибки, споры о кадастровой стоимости, региональная неравномерность цифрового доступа, недостаточная защита полагания на запись и риски избыточной открытости персональных данных. В ответ предложены продолжение легализации ранее возникших прав вместе с гарантией для третьих лиц, массовое уточнение границ, обязательная пространственная проверка документов до внесения записи, один устойчивый порядок установления кадастровой стоимости в размере рыночной, прямое описание последствий для лица, проверившего выписку, сохранение очного канала для заявителей без электронного навыка и разделение открытых сведений об объекте и ограниченных сведений о правообладателе. Сервисы второй очереди НСПД, введённой 23 декабря 2024 года, пригодны для предварительного поиска пересечений границ. Их эффект возрастёт, если такая проверка станет фильтром приёма, а не только справочной возможностью.</w:t>
-      </w:r>
-    </w:p>
-    <w:p>
-      <w:pPr>
-        <w:widowControl/>
-        <w:spacing w:line="360" w:lineRule="auto" w:before="0" w:after="0"/>
-        <w:ind w:firstLine="709"/>
-        <w:jc w:val="both"/>
-      </w:pPr>
-      <w:r>
-        <w:rPr>
-          <w:rFonts w:ascii="Times New Roman" w:hAnsi="Times New Roman" w:eastAsia="Times New Roman"/>
-          <w:b w:val="0"/>
-          <w:i w:val="0"/>
-          <w:color w:val="000000"/>
-          <w:sz w:val="28"/>
-          <w:lang w:val="ru-RU" w:eastAsia="ru-RU"/>
-        </w:rPr>
-        <w:t>Практическое значение работы состоит в том, что качество информационного обеспечения предложено оценивать не валовым числом электронных заявлений, которое в Москве уже вышло на плато, а долей ошибок, дошедших до записи, сроком уточнения границ и устойчивостью правил кадастровой стоимости. Эти критерии могут использоваться при разборе практики регистрационного ведомства и при постановке задач оператору реестра. Дальнейшее исследование логично связать с измерением того, как сервисы платформы пространственных данных меняют долю приостановлений и споров о границах.</w:t>
+        <w:t>В третьей главе выделены неполнота исторических сведений, реестровые ошибки, споры о кадастровой стоимости, неравномерность цифрового доступа, недостаточная защита лица, положившегося на запись, и риски избыточного раскрытия персональных данных. Предложены легализация ранее возникших прав с гарантией для третьих лиц, массовое уточнение границ, проверка документов до внесения записи, устойчивый порядок установления кадастровой стоимости в размере рыночной, сохранение очного способа подачи и разделение открытых сведений об объекте и ограниченных сведений о правообладателе. Практическое значение работы состоит в том, что качество информационного обеспечения следует оценивать не только по числу электронных заявлений, но и по доле ошибок, сроку уточнения границ и устойчивости правил кадастровой стоимости.</w:t>
       </w:r>
     </w:p>
     <w:p>
@@ -9000,7 +8981,7 @@
           <w:sz w:val="28"/>
           <w:lang w:val="ru-RU" w:eastAsia="ru-RU"/>
         </w:rPr>
-        <w:t>6. Российская Федерация. Законы. О государственной регистрации прав на недвижимое имущество и сделок с ним : Федеральный закон № 122-ФЗ : принят Государственной Думой 17 июня 1997 года (утратил силу). – Текст : электронный // КонсультантПлюс : справочно-правовая система. – URL: http://www.consultant.ru (дата обращения: 08.10.2026).</w:t>
+        <w:t>6. Перов, А. Ю. Основы кадастра недвижимости : учебное пособие / А. Ю. Перов, М. В. Сидоренко, А. В. Матвеева. – Краснодар : КубГАУ, 2020. – 66 с. – ISBN 978-5-907346-52-9.</w:t>
       </w:r>
     </w:p>
     <w:p>
@@ -9018,7 +8999,7 @@
           <w:sz w:val="28"/>
           <w:lang w:val="ru-RU" w:eastAsia="ru-RU"/>
         </w:rPr>
-        <w:t>7. Макарова, Е. Е. Современное состояние рынка недвижимости России в условиях цифровой экономики / Е. Е. Макарова, Е. Н. Сыщикова, З. Б. Проскурина // Наука Красноярья. – 2021. – Т. 10, № 3. – С. 71–86.</w:t>
+        <w:t>7. Российская Федерация. Законы. О государственном земельном кадастре : Федеральный закон № 28-ФЗ : принят Государственной Думой 24 ноября 1999 года (утратил силу). – Текст : электронный // КонсультантПлюс : справочно-правовая система. – URL: http://www.consultant.ru (дата обращения: 08.10.2026).</w:t>
       </w:r>
     </w:p>
     <w:p>
@@ -9036,7 +9017,7 @@
           <w:sz w:val="28"/>
           <w:lang w:val="ru-RU" w:eastAsia="ru-RU"/>
         </w:rPr>
-        <w:t>8. Конституция Российской Федерации : принята всенародным голосованием 12 декабря 1993 года : с изменениями, одобренными в ходе общероссийского голосования 1 июля 2020 года. – Текст : электронный // КонсультантПлюс : справочно-правовая система. – URL: http://www.consultant.ru (дата обращения: 08.10.2026).</w:t>
+        <w:t>8. Российская Федерация. Законы. О кадастровой деятельности : Федеральный закон № 221-ФЗ : принят Государственной Думой 4 июля 2007 года. – Текст : электронный // КонсультантПлюс : справочно-правовая система. – URL: http://www.consultant.ru (дата обращения: 08.10.2026).</w:t>
       </w:r>
     </w:p>
     <w:p>
@@ -9054,7 +9035,7 @@
           <w:sz w:val="28"/>
           <w:lang w:val="ru-RU" w:eastAsia="ru-RU"/>
         </w:rPr>
-        <w:t>9. Российская Федерация. Законы. Гражданский кодекс Российской Федерации. Часть первая : Федеральный закон № 51-ФЗ : принят Государственной Думой 21 октября 1994 года. – Текст : электронный // КонсультантПлюс : справочно-правовая система. – URL: http://www.consultant.ru (дата обращения: 08.10.2026).</w:t>
+        <w:t>9. Российская Федерация. Законы. О государственной регистрации прав на недвижимое имущество и сделок с ним : Федеральный закон № 122-ФЗ : принят Государственной Думой 17 июня 1997 года (утратил силу). – Текст : электронный // КонсультантПлюс : справочно-правовая система. – URL: http://www.consultant.ru (дата обращения: 08.10.2026).</w:t>
       </w:r>
     </w:p>
     <w:p>
@@ -9072,7 +9053,7 @@
           <w:sz w:val="28"/>
           <w:lang w:val="ru-RU" w:eastAsia="ru-RU"/>
         </w:rPr>
-        <w:t>10. Пожаров, И. В. Государственный кадастровый учет и государственная регистрация прав на недвижимое имущество / И. В. Пожаров. – Текст : электронный // КонсультантПлюс : справочно-правовая система. – 2022. – URL: http://www.consultant.ru (дата обращения: 08.10.2026).</w:t>
+        <w:t>10. Макарова, Е. Е. Современное состояние рынка недвижимости России в условиях цифровой экономики / Е. Е. Макарова, Е. Н. Сыщикова, З. Б. Проскурина // Наука Красноярья. – 2021. – Т. 10, № 3. – С. 71–86.</w:t>
       </w:r>
     </w:p>
     <w:p>
@@ -9090,7 +9071,7 @@
           <w:sz w:val="28"/>
           <w:lang w:val="ru-RU" w:eastAsia="ru-RU"/>
         </w:rPr>
-        <w:t>11. Российская Федерация. Законы. О государственной кадастровой оценке : Федеральный закон № 237-ФЗ : принят Государственной Думой 22 июня 2016 года. – Текст : электронный // КонсультантПлюс : справочно-правовая система. – URL: http://www.consultant.ru (дата обращения: 08.10.2026).</w:t>
+        <w:t>11. Конституция Российской Федерации : принята всенародным голосованием 12 декабря 1993 года : с изменениями, одобренными в ходе общероссийского голосования 1 июля 2020 года. – Текст : электронный // КонсультантПлюс : справочно-правовая система. – URL: http://www.consultant.ru (дата обращения: 08.10.2026).</w:t>
       </w:r>
     </w:p>
     <w:p>
@@ -9108,7 +9089,7 @@
           <w:sz w:val="28"/>
           <w:lang w:val="ru-RU" w:eastAsia="ru-RU"/>
         </w:rPr>
-        <w:t>12. Российская Федерация. Законы. Об оценочной деятельности в Российской Федерации : Федеральный закон № 135-ФЗ : принят Государственной Думой 16 июля 1998 года. – Текст : электронный // КонсультантПлюс : справочно-правовая система. – URL: http://www.consultant.ru (дата обращения: 08.10.2026).</w:t>
+        <w:t>12. Российская Федерация. Законы. Гражданский кодекс Российской Федерации. Часть первая : Федеральный закон № 51-ФЗ : принят Государственной Думой 21 октября 1994 года. – Текст : электронный // КонсультантПлюс : справочно-правовая система. – URL: http://www.consultant.ru (дата обращения: 08.10.2026).</w:t>
       </w:r>
     </w:p>
     <w:p>
@@ -9126,7 +9107,7 @@
           <w:sz w:val="28"/>
           <w:lang w:val="ru-RU" w:eastAsia="ru-RU"/>
         </w:rPr>
-        <w:t>13. Российская Федерация. Законы. Налоговый кодекс Российской Федерации. Часть вторая : Федеральный закон № 117-ФЗ : принят Государственной Думой 19 июля 2000 года. – Текст : электронный // КонсультантПлюс : справочно-правовая система. – URL: http://www.consultant.ru (дата обращения: 08.10.2026).</w:t>
+        <w:t>13. Пожаров, И. В. Государственный кадастровый учет и государственная регистрация прав на недвижимое имущество / И. В. Пожаров. – Текст : электронный // КонсультантПлюс : справочно-правовая система. – 2022. – URL: http://www.consultant.ru (дата обращения: 08.10.2026).</w:t>
       </w:r>
     </w:p>
     <w:p>
@@ -9144,7 +9125,7 @@
           <w:sz w:val="28"/>
           <w:lang w:val="ru-RU" w:eastAsia="ru-RU"/>
         </w:rPr>
-        <w:t>14. Как оспорить кадастровую стоимость и не переплачивать налог на имущество. – Текст : электронный // ГАРАНТ.РУ : [сайт]. – URL: https://www.garant.ru/actual/kadastr/ (дата обращения: 08.10.2026).</w:t>
+        <w:t>14. Российская Федерация. Законы. О государственной кадастровой оценке : Федеральный закон № 237-ФЗ : принят Государственной Думой 22 июня 2016 года. – Текст : электронный // КонсультантПлюс : справочно-правовая система. – URL: http://www.consultant.ru (дата обращения: 08.10.2026).</w:t>
       </w:r>
     </w:p>
     <w:p>
@@ -9162,7 +9143,7 @@
           <w:sz w:val="28"/>
           <w:lang w:val="ru-RU" w:eastAsia="ru-RU"/>
         </w:rPr>
-        <w:t>15. Российская Федерация. Правительство. О федеральной государственной географической информационной системе «Единая цифровая платформа „Национальная система пространственных данных“» : Постановление № 1040 : утверждено 7 июня 2022 года. – Текст : электронный // Официальное опубликование правовых актов : [сайт]. – URL: http://publication.pravo.gov.ru/Document/View/0001202206100048 (дата обращения: 08.10.2026).</w:t>
+        <w:t>15. Российская Федерация. Законы. Об оценочной деятельности в Российской Федерации : Федеральный закон № 135-ФЗ : принят Государственной Думой 16 июля 1998 года. – Текст : электронный // КонсультантПлюс : справочно-правовая система. – URL: http://www.consultant.ru (дата обращения: 08.10.2026).</w:t>
       </w:r>
     </w:p>
     <w:p>
@@ -9180,7 +9161,7 @@
           <w:sz w:val="28"/>
           <w:lang w:val="ru-RU" w:eastAsia="ru-RU"/>
         </w:rPr>
-        <w:t>16. Российская Федерация. Законы. О публично-правовой компании «Роскадастр» : Федеральный закон № 448-ФЗ : принят Государственной Думой 16 декабря 2021 года. – Текст : электронный // КонсультантПлюс : справочно-правовая система. – URL: http://www.consultant.ru (дата обращения: 08.10.2026).</w:t>
+        <w:t>16. Российская Федерация. Законы. Налоговый кодекс Российской Федерации. Часть вторая : Федеральный закон № 117-ФЗ : принят Государственной Думой 19 июля 2000 года. – Текст : электронный // КонсультантПлюс : справочно-правовая система. – URL: http://www.consultant.ru (дата обращения: 08.10.2026).</w:t>
       </w:r>
     </w:p>
     <w:p>
@@ -9198,7 +9179,7 @@
           <w:sz w:val="28"/>
           <w:lang w:val="ru-RU" w:eastAsia="ru-RU"/>
         </w:rPr>
-        <w:t>17. Достоверность сведений ЕГРН : подборка судебной практики, законодательства и статей. – Текст : электронный // КонсультантПлюс : справочно-правовая система. – URL: https://www.consultant.ru/law/podborki/dostovernost_svedenij_egrn/ (дата обращения: 08.10.2026).</w:t>
+        <w:t>17. Как оспорить кадастровую стоимость и не переплачивать налог на имущество. – Текст : электронный // ГАРАНТ.РУ : [сайт]. – URL: https://www.garant.ru/actual/kadastr/ (дата обращения: 08.10.2026).</w:t>
       </w:r>
     </w:p>
     <w:p>
@@ -9216,7 +9197,7 @@
           <w:sz w:val="28"/>
           <w:lang w:val="ru-RU" w:eastAsia="ru-RU"/>
         </w:rPr>
-        <w:t>18. Ефимова, Е. И. Особенности правового регулирования «лесной амнистии» для дачных земельных участков / Е. И. Ефимова // Экологическое право. – 2022. – № 4.</w:t>
+        <w:t>18. Российская Федерация. Правительство. О федеральной государственной географической информационной системе «Единая цифровая платформа „Национальная система пространственных данных“» : Постановление № 1040 : утверждено 7 июня 2022 года. – Текст : электронный // Официальное опубликование правовых актов : [сайт]. – URL: http://publication.pravo.gov.ru/Document/View/0001202206100048 (дата обращения: 08.10.2026).</w:t>
       </w:r>
     </w:p>
     <w:p>
@@ -9234,7 +9215,7 @@
           <w:sz w:val="28"/>
           <w:lang w:val="ru-RU" w:eastAsia="ru-RU"/>
         </w:rPr>
-        <w:t>19. Молчанов, П. В. «Гаражная амнистия»: законодательство и практика (по результатам социологических исследований) / П. В. Молчанов // Административное право и процесс. – 2022. – № 7.</w:t>
+        <w:t>19. Российская Федерация. Законы. О публично-правовой компании «Роскадастр» : Федеральный закон № 448-ФЗ : принят Государственной Думой 16 декабря 2021 года. – Текст : электронный // КонсультантПлюс : справочно-правовая система. – URL: http://www.consultant.ru (дата обращения: 08.10.2026).</w:t>
       </w:r>
     </w:p>
     <w:p>
@@ -9252,7 +9233,7 @@
           <w:sz w:val="28"/>
           <w:lang w:val="ru-RU" w:eastAsia="ru-RU"/>
         </w:rPr>
-        <w:t>20. Роменко, В. А. Правовые проблемы контроля за уплатой физическими лицами налога на доходы от продажи недвижимого имущества / В. А. Роменко // Финансовое право. – 2022. – № 7.</w:t>
+        <w:t>20. Достоверность сведений ЕГРН : подборка судебной практики, законодательства и статей. – Текст : электронный // КонсультантПлюс : справочно-правовая система. – URL: https://www.consultant.ru/law/podborki/dostovernost_svedenij_egrn/ (дата обращения: 08.10.2026).</w:t>
       </w:r>
     </w:p>
     <w:p>
@@ -9270,7 +9251,7 @@
           <w:sz w:val="28"/>
           <w:lang w:val="ru-RU" w:eastAsia="ru-RU"/>
         </w:rPr>
-        <w:t>21. Васючкова, О. А. Минимизация имущественных рисков: важные аспекты в земельных правоотношениях / О. А. Васючкова, Е. Ю. Волкова // Нотариус. – 2022. – № 5.</w:t>
+        <w:t>21. Ефимова, Е. И. Особенности правового регулирования «лесной амнистии» для дачных земельных участков / Е. И. Ефимова // Экологическое право. – 2022. – № 4.</w:t>
       </w:r>
     </w:p>
     <w:p>
@@ -9288,7 +9269,7 @@
           <w:sz w:val="28"/>
           <w:lang w:val="ru-RU" w:eastAsia="ru-RU"/>
         </w:rPr>
-        <w:t>22. Публичная кадастровая карта перенесена на цифровую платформу «Национальная система пространственных данных». – Текст : электронный // Управление Росреестра по Республике Татарстан : [сайт]. – 2024. – URL: https://rosreestr.tatarstan.ru/index.htm/news/2373794.htm (дата обращения: 08.10.2026).</w:t>
+        <w:t>22. Молчанов, П. В. «Гаражная амнистия»: законодательство и практика (по результатам социологических исследований) / П. В. Молчанов // Административное право и процесс. – 2022. – № 7.</w:t>
       </w:r>
     </w:p>
     <w:p>
@@ -9306,7 +9287,7 @@
           <w:sz w:val="28"/>
           <w:lang w:val="ru-RU" w:eastAsia="ru-RU"/>
         </w:rPr>
-        <w:t>23. Марат Хуснуллин: госпрограмма «Национальная система пространственных данных» по итогам 2023 года выполнена на 100 %. – Текст : электронный // Правительство России : официальный сайт. – 2023. – URL: http://government.ru/news/50985/ (дата обращения: 08.10.2026).</w:t>
+        <w:t>23. Роменко, В. А. Правовые проблемы контроля за уплатой физическими лицами налога на доходы от продажи недвижимого имущества / В. А. Роменко // Финансовое право. – 2022. – № 7.</w:t>
       </w:r>
     </w:p>
     <w:p>
@@ -9324,7 +9305,7 @@
           <w:sz w:val="28"/>
           <w:lang w:val="ru-RU" w:eastAsia="ru-RU"/>
         </w:rPr>
-        <w:t>24. В Новосибирской области с начала года выдано более двух миллионов выписок из ЕГРН. – Текст : электронный // Официальный сайт города Новосибирска. – 2024. – URL: https://novo-sibirsk.ru/news/408608/ (дата обращения: 08.10.2026).</w:t>
+        <w:t>24. Васючкова, О. А. Минимизация имущественных рисков: важные аспекты в земельных правоотношениях / О. А. Васючкова, Е. Ю. Волкова // Нотариус. – 2022. – № 5.</w:t>
       </w:r>
     </w:p>
     <w:p>
@@ -9342,7 +9323,7 @@
           <w:sz w:val="28"/>
           <w:lang w:val="ru-RU" w:eastAsia="ru-RU"/>
         </w:rPr>
-        <w:t>25. В региональном Роскадастре подвели итоги горячей линии о получении выписки из ЕГРН. – Текст : электронный // Официальный сайт города Новосибирска. – 2025. – URL: https://novo-sibirsk.ru/news/418460/ (дата обращения: 08.10.2026).</w:t>
+        <w:t>25. Публичная кадастровая карта перенесена на цифровую платформу «Национальная система пространственных данных». – Текст : электронный // Управление Росреестра по Республике Татарстан : [сайт]. – 2024. – URL: https://rosreestr.tatarstan.ru/index.htm/news/2373794.htm (дата обращения: 08.10.2026).</w:t>
       </w:r>
     </w:p>
     <w:p>
@@ -9360,7 +9341,7 @@
           <w:sz w:val="28"/>
           <w:lang w:val="ru-RU" w:eastAsia="ru-RU"/>
         </w:rPr>
-        <w:t>26. Росреестр по Москве: заявления «в цифре» выросли на 20 % за год. – Текст : электронный // Раменки : [сайт]. – 2024. – URL: https://ramenki-gazeta.ru/rosreestr-po-moskve-zajavlenija-v-cifre-vyrosli-na-20-za-god-1 (дата обращения: 08.10.2026).</w:t>
+        <w:t>26. Марат Хуснуллин: госпрограмма «Национальная система пространственных данных» по итогам 2023 года выполнена на 100 %. – Текст : электронный // Правительство России : официальный сайт. – 2023. – URL: http://government.ru/news/50985/ (дата обращения: 08.10.2026).</w:t>
       </w:r>
     </w:p>
     <w:p>
@@ -9378,7 +9359,7 @@
           <w:sz w:val="28"/>
           <w:lang w:val="ru-RU" w:eastAsia="ru-RU"/>
         </w:rPr>
-        <w:t>27. В Москве число онлайн-заявлений на регистрацию недвижимости уменьшилось на 14,2 %. – Текст : электронный // ТАСС : [сайт]. – 2025. – 30 июня. – URL: https://tass.ru/nedvizhimost/24388733 (дата обращения: 08.10.2026).</w:t>
+        <w:t>27. В Новосибирской области с начала года выдано более двух миллионов выписок из ЕГРН. – Текст : электронный // Официальный сайт города Новосибирска. – 2024. – URL: https://novo-sibirsk.ru/news/408608/ (дата обращения: 08.10.2026).</w:t>
       </w:r>
     </w:p>
     <w:p>
@@ -9396,7 +9377,7 @@
           <w:sz w:val="28"/>
           <w:lang w:val="ru-RU" w:eastAsia="ru-RU"/>
         </w:rPr>
-        <w:t>28. Более 176 тыс. онлайн-заявлений юрлиц принял за январь – июль Росреестр в Москве. – Текст : электронный // Квартира.ру : [сайт]. – 2025. – URL: https://www.kvartiranew.ru/news_jmn7 (дата обращения: 08.10.2026).</w:t>
+        <w:t>28. В региональном Роскадастре подвели итоги горячей линии о получении выписки из ЕГРН. – Текст : электронный // Официальный сайт города Новосибирска. – 2025. – URL: https://novo-sibirsk.ru/news/418460/ (дата обращения: 08.10.2026).</w:t>
       </w:r>
     </w:p>
     <w:p>
@@ -9414,7 +9395,7 @@
           <w:sz w:val="28"/>
           <w:lang w:val="ru-RU" w:eastAsia="ru-RU"/>
         </w:rPr>
-        <w:t>29. Более трех миллионов выписок из ЕГРН выдал региональный Роскадастр в 2024 году. – Текст : электронный // Администрация города Бердска : [сайт]. – 2025. – URL: https://berdsk.nso.ru/news/45654 (дата обращения: 08.10.2026).</w:t>
+        <w:t>29. Росреестр по Москве: заявления «в цифре» выросли на 20 % за год. – Текст : электронный // Раменки : [сайт]. – 2024. – URL: https://ramenki-gazeta.ru/rosreestr-po-moskve-zajavlenija-v-cifre-vyrosli-na-20-za-god-1 (дата обращения: 08.10.2026).</w:t>
       </w:r>
     </w:p>
     <w:p>
@@ -9432,7 +9413,7 @@
           <w:sz w:val="28"/>
           <w:lang w:val="ru-RU" w:eastAsia="ru-RU"/>
         </w:rPr>
-        <w:t>30. Общественный совет при омском Росреестре обсудил итоги работы Управления и филиала ППК «Роскадастр» за первое полугодие 2025 года. – Текст : электронный // Администрация Черлакского района : [сайт]. – 2025. – URL: https://cherlakskoe-r52.gosweb.gosuslugi.ru/dlya-zhiteley/novosti-i-reportazhi/novosti_38.html (дата обращения: 08.10.2026).</w:t>
+        <w:t>30. В Москве число онлайн-заявлений на регистрацию недвижимости уменьшилось на 14,2 %. – Текст : электронный // ТАСС : [сайт]. – 2025. – 30 июня. – URL: https://tass.ru/nedvizhimost/24388733 (дата обращения: 08.10.2026).</w:t>
       </w:r>
     </w:p>
     <w:p>
@@ -9450,7 +9431,7 @@
           <w:sz w:val="28"/>
           <w:lang w:val="ru-RU" w:eastAsia="ru-RU"/>
         </w:rPr>
-        <w:t>31. Росреестр : оперативные итоги июня 2025 года по Омской области. – Текст : электронный // Администрация Москаленского района : [сайт]. – 2025. – URL: https://moskalenskoe-moskalenskij-r52.gosweb.gosuslugi.ru/dlya-zhiteley/novosti-i-reportazhi/novosti_111.html (дата обращения: 08.10.2026).</w:t>
+        <w:t>31. Более 176 тыс. онлайн-заявлений юрлиц принял за январь – июль Росреестр в Москве. – Текст : электронный // Квартира.ру : [сайт]. – 2025. – URL: https://www.kvartiranew.ru/news_jmn7 (дата обращения: 08.10.2026).</w:t>
       </w:r>
     </w:p>
     <w:p>
@@ -9468,7 +9449,7 @@
           <w:sz w:val="28"/>
           <w:lang w:val="ru-RU" w:eastAsia="ru-RU"/>
         </w:rPr>
-        <w:t>32. Комиссаров, Г. А. Государственный протекционизм в делах об оспаривании кадастровой стоимости / Г. А. Комиссаров // Имущественные отношения в Российской Федерации. – 2022. – № 9.</w:t>
+        <w:t>32. Более трех миллионов выписок из ЕГРН выдал региональный Роскадастр в 2024 году. – Текст : электронный // Администрация города Бердска : [сайт]. – 2025. – URL: https://berdsk.nso.ru/news/45654 (дата обращения: 08.10.2026).</w:t>
       </w:r>
     </w:p>
     <w:p>
@@ -9486,7 +9467,7 @@
           <w:sz w:val="28"/>
           <w:lang w:val="ru-RU" w:eastAsia="ru-RU"/>
         </w:rPr>
-        <w:t>33. Киселева, Н. А. Правовое регулирование и вопросы правоприменения института оценки / Н. А. Киселева // Государственная власть и местное самоуправление. – 2023. – № 12.</w:t>
+        <w:t>33. Общественный совет при омском Росреестре обсудил итоги работы Управления и филиала ППК «Роскадастр» за первое полугодие 2025 года. – Текст : электронный // Администрация Черлакского района : [сайт]. – 2025. – URL: https://cherlakskoe-r52.gosweb.gosuslugi.ru/dlya-zhiteley/novosti-i-reportazhi/novosti_38.html (дата обращения: 08.10.2026).</w:t>
       </w:r>
     </w:p>
     <w:p>
@@ -9504,7 +9485,61 @@
           <w:sz w:val="28"/>
           <w:lang w:val="ru-RU" w:eastAsia="ru-RU"/>
         </w:rPr>
-        <w:t>34. Национальная система пространственных данных. – Текст : электронный // Федеральная служба государственной регистрации, кадастра и картографии : официальный сайт. – URL: https://rosreestr.gov.ru/activity/gosudarstvennye-programmy/natsionalnaya-sistema-prostranstvennykh-dannykh/ (дата обращения: 08.10.2026).</w:t>
+        <w:t>34. Росреестр : оперативные итоги июня 2025 года по Омской области. – Текст : электронный // Администрация Москаленского района : [сайт]. – 2025. – URL: https://moskalenskoe-moskalenskij-r52.gosweb.gosuslugi.ru/dlya-zhiteley/novosti-i-reportazhi/novosti_111.html (дата обращения: 08.10.2026).</w:t>
+      </w:r>
+    </w:p>
+    <w:p>
+      <w:pPr>
+        <w:spacing w:line="360" w:lineRule="auto" w:before="0" w:after="0"/>
+        <w:ind w:left="709" w:hanging="709"/>
+        <w:jc w:val="both"/>
+      </w:pPr>
+      <w:r>
+        <w:rPr>
+          <w:rFonts w:ascii="Times New Roman" w:hAnsi="Times New Roman" w:eastAsia="Times New Roman"/>
+          <w:b w:val="0"/>
+          <w:i w:val="0"/>
+          <w:color w:val="000000"/>
+          <w:sz w:val="28"/>
+          <w:lang w:val="ru-RU" w:eastAsia="ru-RU"/>
+        </w:rPr>
+        <w:t>35. Комиссаров, Г. А. Государственный протекционизм в делах об оспаривании кадастровой стоимости / Г. А. Комиссаров // Имущественные отношения в Российской Федерации. – 2022. – № 9.</w:t>
+      </w:r>
+    </w:p>
+    <w:p>
+      <w:pPr>
+        <w:spacing w:line="360" w:lineRule="auto" w:before="0" w:after="0"/>
+        <w:ind w:left="709" w:hanging="709"/>
+        <w:jc w:val="both"/>
+      </w:pPr>
+      <w:r>
+        <w:rPr>
+          <w:rFonts w:ascii="Times New Roman" w:hAnsi="Times New Roman" w:eastAsia="Times New Roman"/>
+          <w:b w:val="0"/>
+          <w:i w:val="0"/>
+          <w:color w:val="000000"/>
+          <w:sz w:val="28"/>
+          <w:lang w:val="ru-RU" w:eastAsia="ru-RU"/>
+        </w:rPr>
+        <w:t>36. Киселева, Н. А. Правовое регулирование и вопросы правоприменения института оценки / Н. А. Киселева // Государственная власть и местное самоуправление. – 2023. – № 12.</w:t>
+      </w:r>
+    </w:p>
+    <w:p>
+      <w:pPr>
+        <w:spacing w:line="360" w:lineRule="auto" w:before="0" w:after="0"/>
+        <w:ind w:left="709" w:hanging="709"/>
+        <w:jc w:val="both"/>
+      </w:pPr>
+      <w:r>
+        <w:rPr>
+          <w:rFonts w:ascii="Times New Roman" w:hAnsi="Times New Roman" w:eastAsia="Times New Roman"/>
+          <w:b w:val="0"/>
+          <w:i w:val="0"/>
+          <w:color w:val="000000"/>
+          <w:sz w:val="28"/>
+          <w:lang w:val="ru-RU" w:eastAsia="ru-RU"/>
+        </w:rPr>
+        <w:t>37. Национальная система пространственных данных. – Текст : электронный // Федеральная служба государственной регистрации, кадастра и картографии : официальный сайт. – URL: https://rosreestr.gov.ru/activity/gosudarstvennye-programmy/natsionalnaya-sistema-prostranstvennykh-dannykh/ (дата обращения: 08.10.2026).</w:t>
       </w:r>
     </w:p>
     <w:p>
@@ -9562,7 +9597,7 @@
           <w:sz w:val="28"/>
           <w:lang w:val="ru-RU" w:eastAsia="ru-RU"/>
         </w:rPr>
-        <w:t>Исходный ряд – число электронных заявлений, принятых Управлением Росреестра по Москве на регистрацию прав и постановку на кадастровый учёт, первое полугодие. Значения 2022–2024 годов взяты из сообщения управления о результатах января – июня 2024 года, значение 2025 года – из сообщения о десятилетнем ряде и первом полугодии 2025 года [26], [2].</w:t>
+        <w:t>Исходный ряд – число электронных заявлений, принятых Управлением Росреестра по Москве на регистрацию прав и постановку на кадастровый учёт, первое полугодие. Значения 2022–2024 годов взяты из сообщения управления о результатах января – июня 2024 года, значение 2025 года – из сообщения о десятилетнем ряде и первом полугодии 2025 года [29], [2].</w:t>
       </w:r>
     </w:p>
     <w:p>
@@ -10319,7 +10354,7 @@
           <w:sz w:val="28"/>
           <w:lang w:val="ru-RU" w:eastAsia="ru-RU"/>
         </w:rPr>
-        <w:t>Дополнительные контрольные соотношения, использованные в параграфе 2.3. Июнь 2025 года к июню 2024 года: (126 992 / 132 017 – 1) × 100 % = −3,8 %. Июнь 2025 года к маю 2025 года: (126 992 / 117 458 – 1) × 100 % = 8,1 %. Май 2025 года к маю 2024 года: (117 458 / 136 912 – 1) × 100 % = −14,2 % [2], [27]. Январь – июль 2025 года, заявления юридических лиц: (176,4 / 150,1 – 1) × 100 % = 17,6 %; к 2023 году (176,4 / 125,6 – 1) × 100 % = 40,4 % [28]. В тексте главы результат сопоставлен с опубликованным ведомством округлением 40,5 %; расхождение в 0,1 пункта объясняется округлением исходных тысяч.</w:t>
+        <w:t>Дополнительные контрольные соотношения, использованные в параграфе 2.3 и во введении. Июнь 2025 года к июню 2024 года: (126 992 / 132 017 – 1) × 100 % = −3,8 %. Июнь 2025 года к маю 2025 года: (126 992 / 117 458 – 1) × 100 % = 8,1 %. Май 2025 года к маю 2024 года: (117 458 / 136 912 – 1) × 100 % = −14,2 % [2], [30]. Июнь 2026 года к маю 2026 года: (140 119 / 121 991 – 1) × 100 % = 14,9 %, в тексте введения результат округлён до 15 %. Июнь 2026 года к июню 2025 года: (140 119 / 126 992 – 1) × 100 % = 10,3 %, в тексте округлено до 10 %. Первое полугодие 2026 года к первому полугодию 2025 года: (798 073 / 788 817 – 1) × 100 % = 1,2 %, в тексте округлено до 1 %. Первое полугодие 2026 года к первому полугодию 2024 года: (798 073 / 781 597 – 1) × 100 % = 2,1 %, в тексте округлено до 2 %. Январь – июль 2025 года, заявления юридических лиц: (176,4 / 150,1 – 1) × 100 % = 17,6 %; к 2023 году (176,4 / 125,6 – 1) × 100 % = 40,4 % [31]. В тексте главы последний результат сопоставлен с опубликованным ведомством округлением 40,5 %; расхождение в 0,1 пункта объясняется округлением исходных тысяч.</w:t>
       </w:r>
     </w:p>
     <w:p>
@@ -10338,7 +10373,7 @@
           <w:sz w:val="28"/>
           <w:lang w:val="ru-RU" w:eastAsia="ru-RU"/>
         </w:rPr>
-        <w:t>Доля электронных заявлений в Омской области в июне 2025 года: 14 427 / 21 563 × 100 % = 66,9 %, в публикации ведомства – 67 %. В мае: 12 328 / 19 889 × 100 % = 62,0 %, что совпадает с опубликованной долей [31].</w:t>
+        <w:t>Доля электронных заявлений в Омской области в июне 2025 года: 14 427 / 21 563 × 100 % = 66,9 %, в публикации ведомства – 67 %. В мае: 12 328 / 19 889 × 100 % = 62,0 %, что совпадает с опубликованной долей [34].</w:t>
       </w:r>
     </w:p>
     <w:p>
